--- a/lessons/5-4/downloads/reveal/teacher/5.4-session-1-prerequisite-practice-a.docx
+++ b/lessons/5-4/downloads/reveal/teacher/5.4-session-1-prerequisite-practice-a.docx
@@ -15,10 +15,28 @@
         <w:rPr>
           <w:rFonts w:ascii="Avenir Next" w:hAnsi="Avenir Next" w:cs="Avenir Next" w:eastAsia="Avenir Next"/>
           <w:color w:val="1A1A1A"/>
+          <w:sz w:val="22"/>
+          <w:szCs w:val="20"/>
+        </w:rPr>
+        <w:t xml:space="preserve">Name</w:t>
+      </w:r>
+      <w:r>
+        <w:rPr>
+          <w:rFonts w:ascii="Avenir Next" w:hAnsi="Avenir Next" w:cs="Avenir Next" w:eastAsia="Avenir Next"/>
+          <w:color w:val="1A1A1A"/>
           <w:sz w:val="20"/>
           <w:szCs w:val="20"/>
         </w:rPr>
-        <w:t xml:space="preserve">Name</w:t>
+        <w:tab/>
+      </w:r>
+      <w:r>
+        <w:rPr>
+          <w:rFonts w:ascii="Avenir Next" w:hAnsi="Avenir Next" w:cs="Avenir Next" w:eastAsia="Avenir Next"/>
+          <w:color w:val="1A1A1A"/>
+          <w:sz w:val="22"/>
+          <w:szCs w:val="20"/>
+        </w:rPr>
+        <w:t xml:space="preserve">   Date</w:t>
       </w:r>
       <w:r>
         <w:rPr>
@@ -33,25 +51,7 @@
         <w:rPr>
           <w:rFonts w:ascii="Avenir Next" w:hAnsi="Avenir Next" w:cs="Avenir Next" w:eastAsia="Avenir Next"/>
           <w:color w:val="1A1A1A"/>
-          <w:sz w:val="20"/>
-          <w:szCs w:val="20"/>
-        </w:rPr>
-        <w:t xml:space="preserve">   Date</w:t>
-      </w:r>
-      <w:r>
-        <w:rPr>
-          <w:rFonts w:ascii="Avenir Next" w:hAnsi="Avenir Next" w:cs="Avenir Next" w:eastAsia="Avenir Next"/>
-          <w:color w:val="1A1A1A"/>
-          <w:sz w:val="20"/>
-          <w:szCs w:val="20"/>
-        </w:rPr>
-        <w:tab/>
-      </w:r>
-      <w:r>
-        <w:rPr>
-          <w:rFonts w:ascii="Avenir Next" w:hAnsi="Avenir Next" w:cs="Avenir Next" w:eastAsia="Avenir Next"/>
-          <w:color w:val="1A1A1A"/>
-          <w:sz w:val="20"/>
+          <w:sz w:val="22"/>
           <w:szCs w:val="20"/>
         </w:rPr>
         <w:t xml:space="preserve">   Period</w:t>
@@ -78,7 +78,7 @@
           <w:caps/>
           <w:color w:val="003A70"/>
           <w:spacing w:val="12"/>
-          <w:sz w:val="19"/>
+          <w:sz w:val="22"/>
           <w:szCs w:val="19"/>
         </w:rPr>
         <w:t xml:space="preserve">Lesson 5-4  ·  Session 1  ·  Prerequisite Practice A  ·  Skill 1 of 2</w:t>
@@ -86,6 +86,7 @@
     </w:p>
     <w:p>
       <w:pPr>
+        <w:pStyle w:val="Heading1"/>
         <w:keepNext/>
         <w:spacing w:before="0" w:after="10" w:line="240" w:lineRule="auto"/>
       </w:pPr>
@@ -111,7 +112,7 @@
         <w:rPr>
           <w:rFonts w:ascii="Avenir Next" w:hAnsi="Avenir Next" w:cs="Avenir Next" w:eastAsia="Avenir Next"/>
           <w:color w:val="5A5F66"/>
-          <w:sz w:val="17"/>
+          <w:sz w:val="22"/>
           <w:szCs w:val="17"/>
         </w:rPr>
         <w:t xml:space="preserve">Builds on Grade 5 · 5.NBT.B.7</w:t>
@@ -154,6 +155,7 @@
           </w:tcPr>
           <w:p>
             <w:pPr>
+              <w:pStyle w:val="Heading2"/>
               <w:spacing w:before="0" w:after="0" w:line="252" w:lineRule="auto"/>
             </w:pPr>
             <w:r>
@@ -183,7 +185,7 @@
               <w:rPr>
                 <w:rFonts w:ascii="Avenir Next" w:hAnsi="Avenir Next" w:cs="Avenir Next" w:eastAsia="Avenir Next"/>
                 <w:color w:val="1A1A1A"/>
-                <w:sz w:val="20"/>
+                <w:sz w:val="22"/>
                 <w:szCs w:val="20"/>
               </w:rPr>
               <w:t xml:space="preserve">You will find the area of a regular polygon with a decimal apothem, like 7.8 ft.</w:t>
@@ -203,6 +205,7 @@
           </w:tcPr>
           <w:p>
             <w:pPr>
+              <w:pStyle w:val="Heading2"/>
               <w:spacing w:before="0" w:after="0" w:line="252" w:lineRule="auto"/>
             </w:pPr>
             <w:r>
@@ -232,7 +235,7 @@
               <w:rPr>
                 <w:rFonts w:ascii="Avenir Next" w:hAnsi="Avenir Next" w:cs="Avenir Next" w:eastAsia="Avenir Next"/>
                 <w:color w:val="1A1A1A"/>
-                <w:sz w:val="20"/>
+                <w:sz w:val="22"/>
                 <w:szCs w:val="20"/>
               </w:rPr>
               <w:t xml:space="preserve">Multiply a decimal by a whole number, like 8.7 × 6.  </w:t>
@@ -242,7 +245,7 @@
                 <w:rFonts w:ascii="Avenir Next" w:hAnsi="Avenir Next" w:cs="Avenir Next" w:eastAsia="Avenir Next"/>
                 <w:b/>
                 <w:color w:val="1A1A1A"/>
-                <w:sz w:val="20"/>
+                <w:sz w:val="22"/>
                 <w:szCs w:val="20"/>
               </w:rPr>
               <w:t xml:space="preserve">You will use it in Practice Form A, problems 2, 6, and 8.</w:t>
@@ -253,6 +256,7 @@
     </w:tbl>
     <w:p>
       <w:pPr>
+        <w:pStyle w:val="Heading2"/>
         <w:keepNext/>
         <w:pBdr>
           <w:bottom w:val="single" w:sz="8" w:space="3" w:color="003A70"/>
@@ -268,7 +272,7 @@
           <w:b/>
           <w:color w:val="003A70"/>
           <w:spacing w:val="14"/>
-          <w:sz w:val="19"/>
+          <w:sz w:val="22"/>
           <w:szCs w:val="19"/>
         </w:rPr>
         <w:t xml:space="preserve">STEPS TO FOLLOW</w:t>
@@ -287,7 +291,7 @@
           <w:rFonts w:ascii="Avenir Next" w:hAnsi="Avenir Next" w:cs="Avenir Next" w:eastAsia="Avenir Next"/>
           <w:i/>
           <w:color w:val="5A5F66"/>
-          <w:sz w:val="17"/>
+          <w:sz w:val="22"/>
           <w:szCs w:val="17"/>
         </w:rPr>
         <w:t xml:space="preserve">use these same steps on every problem</w:t>
@@ -329,6 +333,7 @@
           </w:tcPr>
           <w:p>
             <w:pPr>
+              <w:pStyle w:val="Heading1"/>
               <w:spacing w:before="0" w:after="0" w:line="240" w:lineRule="auto"/>
               <w:jc w:val="center"/>
             </w:pPr>
@@ -358,7 +363,7 @@
                 <w:rFonts w:ascii="Avenir Next" w:hAnsi="Avenir Next" w:cs="Avenir Next" w:eastAsia="Avenir Next"/>
                 <w:b/>
                 <w:color w:val="1A1A1A"/>
-                <w:sz w:val="21"/>
+                <w:sz w:val="22"/>
                 <w:szCs w:val="21"/>
               </w:rPr>
               <w:t xml:space="preserve">Ignore</w:t>
@@ -367,7 +372,7 @@
               <w:rPr>
                 <w:rFonts w:ascii="Avenir Next" w:hAnsi="Avenir Next" w:cs="Avenir Next" w:eastAsia="Avenir Next"/>
                 <w:color w:val="1A1A1A"/>
-                <w:sz w:val="21"/>
+                <w:sz w:val="22"/>
                 <w:szCs w:val="21"/>
               </w:rPr>
               <w:t xml:space="preserve"> the decimal point. Multiply the whole numbers.</w:t>
@@ -386,6 +391,7 @@
           </w:tcPr>
           <w:p>
             <w:pPr>
+              <w:pStyle w:val="Heading1"/>
               <w:spacing w:before="0" w:after="0" w:line="240" w:lineRule="auto"/>
               <w:jc w:val="center"/>
             </w:pPr>
@@ -415,7 +421,7 @@
                 <w:rFonts w:ascii="Avenir Next" w:hAnsi="Avenir Next" w:cs="Avenir Next" w:eastAsia="Avenir Next"/>
                 <w:b/>
                 <w:color w:val="1A1A1A"/>
-                <w:sz w:val="21"/>
+                <w:sz w:val="22"/>
                 <w:szCs w:val="21"/>
               </w:rPr>
               <w:t xml:space="preserve">Count</w:t>
@@ -424,7 +430,7 @@
               <w:rPr>
                 <w:rFonts w:ascii="Avenir Next" w:hAnsi="Avenir Next" w:cs="Avenir Next" w:eastAsia="Avenir Next"/>
                 <w:color w:val="1A1A1A"/>
-                <w:sz w:val="21"/>
+                <w:sz w:val="22"/>
                 <w:szCs w:val="21"/>
               </w:rPr>
               <w:t xml:space="preserve"> the digits after the point in the decimal.</w:t>
@@ -443,6 +449,7 @@
           </w:tcPr>
           <w:p>
             <w:pPr>
+              <w:pStyle w:val="Heading1"/>
               <w:spacing w:before="0" w:after="0" w:line="240" w:lineRule="auto"/>
               <w:jc w:val="center"/>
             </w:pPr>
@@ -472,7 +479,7 @@
                 <w:rFonts w:ascii="Avenir Next" w:hAnsi="Avenir Next" w:cs="Avenir Next" w:eastAsia="Avenir Next"/>
                 <w:b/>
                 <w:color w:val="1A1A1A"/>
-                <w:sz w:val="21"/>
+                <w:sz w:val="22"/>
                 <w:szCs w:val="21"/>
               </w:rPr>
               <w:t xml:space="preserve">Place</w:t>
@@ -481,7 +488,7 @@
               <w:rPr>
                 <w:rFonts w:ascii="Avenir Next" w:hAnsi="Avenir Next" w:cs="Avenir Next" w:eastAsia="Avenir Next"/>
                 <w:color w:val="1A1A1A"/>
-                <w:sz w:val="21"/>
+                <w:sz w:val="22"/>
                 <w:szCs w:val="21"/>
               </w:rPr>
               <w:t xml:space="preserve"> the point so the answer has that many digits after it.</w:t>
@@ -492,6 +499,7 @@
     </w:tbl>
     <w:p>
       <w:pPr>
+        <w:pStyle w:val="Heading2"/>
         <w:keepNext/>
         <w:pBdr>
           <w:bottom w:val="single" w:sz="8" w:space="3" w:color="003A70"/>
@@ -507,7 +515,7 @@
           <w:b/>
           <w:color w:val="003A70"/>
           <w:spacing w:val="14"/>
-          <w:sz w:val="19"/>
+          <w:sz w:val="22"/>
           <w:szCs w:val="19"/>
         </w:rPr>
         <w:t xml:space="preserve">WATCH ME</w:t>
@@ -526,7 +534,7 @@
           <w:rFonts w:ascii="Avenir Next" w:hAnsi="Avenir Next" w:cs="Avenir Next" w:eastAsia="Avenir Next"/>
           <w:i/>
           <w:color w:val="5A5F66"/>
-          <w:sz w:val="17"/>
+          <w:sz w:val="22"/>
           <w:szCs w:val="17"/>
         </w:rPr>
         <w:t xml:space="preserve">the steps in action</w:t>
@@ -541,7 +549,7 @@
           <w:rFonts w:ascii="Avenir Next" w:hAnsi="Avenir Next" w:cs="Avenir Next" w:eastAsia="Avenir Next"/>
           <w:b/>
           <w:color w:val="1A1A1A"/>
-          <w:sz w:val="21"/>
+          <w:sz w:val="22"/>
           <w:szCs w:val="21"/>
         </w:rPr>
         <w:t xml:space="preserve">Find 8.7 × 6.</w:t>
@@ -560,25 +568,25 @@
           <w:rFonts w:ascii="Avenir Next" w:hAnsi="Avenir Next" w:cs="Avenir Next" w:eastAsia="Avenir Next"/>
           <w:b/>
           <w:color w:val="003A70"/>
+          <w:sz w:val="22"/>
+          <w:szCs w:val="19"/>
+        </w:rPr>
+        <w:t xml:space="preserve">Step 1</w:t>
+      </w:r>
+      <w:r>
+        <w:rPr>
+          <w:rFonts w:ascii="Avenir Next" w:hAnsi="Avenir Next" w:cs="Avenir Next" w:eastAsia="Avenir Next"/>
+          <w:color w:val="1A1A1A"/>
           <w:sz w:val="19"/>
           <w:szCs w:val="19"/>
         </w:rPr>
-        <w:t xml:space="preserve">Step 1</w:t>
-      </w:r>
-      <w:r>
-        <w:rPr>
-          <w:rFonts w:ascii="Avenir Next" w:hAnsi="Avenir Next" w:cs="Avenir Next" w:eastAsia="Avenir Next"/>
-          <w:color w:val="1A1A1A"/>
-          <w:sz w:val="19"/>
-          <w:szCs w:val="19"/>
-        </w:rPr>
         <w:tab/>
       </w:r>
       <w:r>
         <w:rPr>
           <w:rFonts w:ascii="Avenir Next" w:hAnsi="Avenir Next" w:cs="Avenir Next" w:eastAsia="Avenir Next"/>
           <w:color w:val="1A1A1A"/>
-          <w:sz w:val="21"/>
+          <w:sz w:val="22"/>
           <w:szCs w:val="21"/>
         </w:rPr>
         <w:t xml:space="preserve">87 × 6 = 522.</w:t>
@@ -597,25 +605,25 @@
           <w:rFonts w:ascii="Avenir Next" w:hAnsi="Avenir Next" w:cs="Avenir Next" w:eastAsia="Avenir Next"/>
           <w:b/>
           <w:color w:val="003A70"/>
+          <w:sz w:val="22"/>
+          <w:szCs w:val="19"/>
+        </w:rPr>
+        <w:t xml:space="preserve">Step 2</w:t>
+      </w:r>
+      <w:r>
+        <w:rPr>
+          <w:rFonts w:ascii="Avenir Next" w:hAnsi="Avenir Next" w:cs="Avenir Next" w:eastAsia="Avenir Next"/>
+          <w:color w:val="1A1A1A"/>
           <w:sz w:val="19"/>
           <w:szCs w:val="19"/>
         </w:rPr>
-        <w:t xml:space="preserve">Step 2</w:t>
-      </w:r>
-      <w:r>
-        <w:rPr>
-          <w:rFonts w:ascii="Avenir Next" w:hAnsi="Avenir Next" w:cs="Avenir Next" w:eastAsia="Avenir Next"/>
-          <w:color w:val="1A1A1A"/>
-          <w:sz w:val="19"/>
-          <w:szCs w:val="19"/>
-        </w:rPr>
         <w:tab/>
       </w:r>
       <w:r>
         <w:rPr>
           <w:rFonts w:ascii="Avenir Next" w:hAnsi="Avenir Next" w:cs="Avenir Next" w:eastAsia="Avenir Next"/>
           <w:color w:val="1A1A1A"/>
-          <w:sz w:val="21"/>
+          <w:sz w:val="22"/>
           <w:szCs w:val="21"/>
         </w:rPr>
         <w:t xml:space="preserve">8.7 has 1 digit after the point.</w:t>
@@ -634,25 +642,25 @@
           <w:rFonts w:ascii="Avenir Next" w:hAnsi="Avenir Next" w:cs="Avenir Next" w:eastAsia="Avenir Next"/>
           <w:b/>
           <w:color w:val="003A70"/>
+          <w:sz w:val="22"/>
+          <w:szCs w:val="19"/>
+        </w:rPr>
+        <w:t xml:space="preserve">Step 3</w:t>
+      </w:r>
+      <w:r>
+        <w:rPr>
+          <w:rFonts w:ascii="Avenir Next" w:hAnsi="Avenir Next" w:cs="Avenir Next" w:eastAsia="Avenir Next"/>
+          <w:color w:val="1A1A1A"/>
           <w:sz w:val="19"/>
           <w:szCs w:val="19"/>
         </w:rPr>
-        <w:t xml:space="preserve">Step 3</w:t>
-      </w:r>
-      <w:r>
-        <w:rPr>
-          <w:rFonts w:ascii="Avenir Next" w:hAnsi="Avenir Next" w:cs="Avenir Next" w:eastAsia="Avenir Next"/>
-          <w:color w:val="1A1A1A"/>
-          <w:sz w:val="19"/>
-          <w:szCs w:val="19"/>
-        </w:rPr>
         <w:tab/>
       </w:r>
       <w:r>
         <w:rPr>
           <w:rFonts w:ascii="Avenir Next" w:hAnsi="Avenir Next" w:cs="Avenir Next" w:eastAsia="Avenir Next"/>
           <w:color w:val="1A1A1A"/>
-          <w:sz w:val="21"/>
+          <w:sz w:val="22"/>
           <w:szCs w:val="21"/>
         </w:rPr>
         <w:t xml:space="preserve">Put 1 digit after the point: 52.2.</w:t>
@@ -671,18 +679,18 @@
           <w:rFonts w:ascii="Avenir Next" w:hAnsi="Avenir Next" w:cs="Avenir Next" w:eastAsia="Avenir Next"/>
           <w:b/>
           <w:color w:val="1A1A1A"/>
+          <w:sz w:val="22"/>
+          <w:szCs w:val="21"/>
+        </w:rPr>
+        <w:t xml:space="preserve">Answer</w:t>
+      </w:r>
+      <w:r>
+        <w:rPr>
+          <w:rFonts w:ascii="Avenir Next" w:hAnsi="Avenir Next" w:cs="Avenir Next" w:eastAsia="Avenir Next"/>
+          <w:color w:val="1A1A1A"/>
           <w:sz w:val="21"/>
           <w:szCs w:val="21"/>
         </w:rPr>
-        <w:t xml:space="preserve">Answer</w:t>
-      </w:r>
-      <w:r>
-        <w:rPr>
-          <w:rFonts w:ascii="Avenir Next" w:hAnsi="Avenir Next" w:cs="Avenir Next" w:eastAsia="Avenir Next"/>
-          <w:color w:val="1A1A1A"/>
-          <w:sz w:val="21"/>
-          <w:szCs w:val="21"/>
-        </w:rPr>
         <w:tab/>
       </w:r>
       <w:r>
@@ -690,7 +698,7 @@
           <w:rFonts w:ascii="Avenir Next" w:hAnsi="Avenir Next" w:cs="Avenir Next" w:eastAsia="Avenir Next"/>
           <w:b/>
           <w:color w:val="1A1A1A"/>
-          <w:sz w:val="21"/>
+          <w:sz w:val="22"/>
           <w:szCs w:val="21"/>
         </w:rPr>
         <w:t xml:space="preserve">52.2</w:t>
@@ -698,6 +706,7 @@
     </w:p>
     <w:p>
       <w:pPr>
+        <w:pStyle w:val="Heading2"/>
         <w:keepNext/>
         <w:pBdr>
           <w:bottom w:val="single" w:sz="8" w:space="3" w:color="003A70"/>
@@ -713,7 +722,7 @@
           <w:b/>
           <w:color w:val="003A70"/>
           <w:spacing w:val="14"/>
-          <w:sz w:val="19"/>
+          <w:sz w:val="22"/>
           <w:szCs w:val="19"/>
         </w:rPr>
         <w:t xml:space="preserve">TRY IT WITH HELP</w:t>
@@ -732,7 +741,7 @@
           <w:rFonts w:ascii="Avenir Next" w:hAnsi="Avenir Next" w:cs="Avenir Next" w:eastAsia="Avenir Next"/>
           <w:i/>
           <w:color w:val="5A5F66"/>
-          <w:sz w:val="17"/>
+          <w:sz w:val="22"/>
           <w:szCs w:val="17"/>
         </w:rPr>
         <w:t xml:space="preserve">fill in each step</w:t>
@@ -790,25 +799,25 @@
           <w:rFonts w:ascii="Avenir Next" w:hAnsi="Avenir Next" w:cs="Avenir Next" w:eastAsia="Avenir Next"/>
           <w:b/>
           <w:color w:val="003A70"/>
+          <w:sz w:val="22"/>
+          <w:szCs w:val="18"/>
+        </w:rPr>
+        <w:t xml:space="preserve">Step 1</w:t>
+      </w:r>
+      <w:r>
+        <w:rPr>
+          <w:rFonts w:ascii="Avenir Next" w:hAnsi="Avenir Next" w:cs="Avenir Next" w:eastAsia="Avenir Next"/>
+          <w:color w:val="1A1A1A"/>
           <w:sz w:val="18"/>
           <w:szCs w:val="18"/>
         </w:rPr>
-        <w:t xml:space="preserve">Step 1</w:t>
-      </w:r>
-      <w:r>
-        <w:rPr>
-          <w:rFonts w:ascii="Avenir Next" w:hAnsi="Avenir Next" w:cs="Avenir Next" w:eastAsia="Avenir Next"/>
-          <w:color w:val="1A1A1A"/>
-          <w:sz w:val="18"/>
-          <w:szCs w:val="18"/>
-        </w:rPr>
         <w:tab/>
       </w:r>
       <w:r>
         <w:rPr>
           <w:rFonts w:ascii="Avenir Next" w:hAnsi="Avenir Next" w:cs="Avenir Next" w:eastAsia="Avenir Next"/>
           <w:color w:val="1A1A1A"/>
-          <w:sz w:val="21"/>
+          <w:sz w:val="22"/>
           <w:szCs w:val="21"/>
         </w:rPr>
         <w:t xml:space="preserve">39 × 4 = </w:t>
@@ -838,35 +847,35 @@
           <w:rFonts w:ascii="Avenir Next" w:hAnsi="Avenir Next" w:cs="Avenir Next" w:eastAsia="Avenir Next"/>
           <w:b/>
           <w:color w:val="003A70"/>
+          <w:sz w:val="22"/>
+          <w:szCs w:val="18"/>
+        </w:rPr>
+        <w:t xml:space="preserve">Step 2</w:t>
+      </w:r>
+      <w:r>
+        <w:rPr>
+          <w:rFonts w:ascii="Avenir Next" w:hAnsi="Avenir Next" w:cs="Avenir Next" w:eastAsia="Avenir Next"/>
+          <w:color w:val="1A1A1A"/>
           <w:sz w:val="18"/>
           <w:szCs w:val="18"/>
         </w:rPr>
-        <w:t xml:space="preserve">Step 2</w:t>
-      </w:r>
-      <w:r>
-        <w:rPr>
-          <w:rFonts w:ascii="Avenir Next" w:hAnsi="Avenir Next" w:cs="Avenir Next" w:eastAsia="Avenir Next"/>
-          <w:color w:val="1A1A1A"/>
-          <w:sz w:val="18"/>
-          <w:szCs w:val="18"/>
-        </w:rPr>
         <w:tab/>
       </w:r>
       <w:r>
         <w:rPr>
           <w:rFonts w:ascii="Avenir Next" w:hAnsi="Avenir Next" w:cs="Avenir Next" w:eastAsia="Avenir Next"/>
           <w:color w:val="1A1A1A"/>
+          <w:sz w:val="22"/>
+          <w:szCs w:val="21"/>
+        </w:rPr>
+        <w:t xml:space="preserve">3.9 has </w:t>
+      </w:r>
+      <w:r>
+        <w:rPr>
+          <w:rFonts w:ascii="Avenir Next" w:hAnsi="Avenir Next" w:cs="Avenir Next" w:eastAsia="Avenir Next"/>
+          <w:color w:val="1A1A1A"/>
           <w:sz w:val="21"/>
           <w:szCs w:val="21"/>
-        </w:rPr>
-        <w:t xml:space="preserve">3.9 has </w:t>
-      </w:r>
-      <w:r>
-        <w:rPr>
-          <w:rFonts w:ascii="Avenir Next" w:hAnsi="Avenir Next" w:cs="Avenir Next" w:eastAsia="Avenir Next"/>
-          <w:color w:val="1A1A1A"/>
-          <w:sz w:val="21"/>
-          <w:szCs w:val="21"/>
           <w:u w:val="single"/>
         </w:rPr>
         <w:t xml:space="preserve">                </w:t>
@@ -875,7 +884,7 @@
         <w:rPr>
           <w:rFonts w:ascii="Avenir Next" w:hAnsi="Avenir Next" w:cs="Avenir Next" w:eastAsia="Avenir Next"/>
           <w:color w:val="1A1A1A"/>
-          <w:sz w:val="21"/>
+          <w:sz w:val="22"/>
           <w:szCs w:val="21"/>
         </w:rPr>
         <w:t xml:space="preserve"> digit after the point.</w:t>
@@ -895,25 +904,25 @@
           <w:rFonts w:ascii="Avenir Next" w:hAnsi="Avenir Next" w:cs="Avenir Next" w:eastAsia="Avenir Next"/>
           <w:b/>
           <w:color w:val="003A70"/>
+          <w:sz w:val="22"/>
+          <w:szCs w:val="18"/>
+        </w:rPr>
+        <w:t xml:space="preserve">Step 3</w:t>
+      </w:r>
+      <w:r>
+        <w:rPr>
+          <w:rFonts w:ascii="Avenir Next" w:hAnsi="Avenir Next" w:cs="Avenir Next" w:eastAsia="Avenir Next"/>
+          <w:color w:val="1A1A1A"/>
           <w:sz w:val="18"/>
           <w:szCs w:val="18"/>
         </w:rPr>
-        <w:t xml:space="preserve">Step 3</w:t>
-      </w:r>
-      <w:r>
-        <w:rPr>
-          <w:rFonts w:ascii="Avenir Next" w:hAnsi="Avenir Next" w:cs="Avenir Next" w:eastAsia="Avenir Next"/>
-          <w:color w:val="1A1A1A"/>
-          <w:sz w:val="18"/>
-          <w:szCs w:val="18"/>
-        </w:rPr>
         <w:tab/>
       </w:r>
       <w:r>
         <w:rPr>
           <w:rFonts w:ascii="Avenir Next" w:hAnsi="Avenir Next" w:cs="Avenir Next" w:eastAsia="Avenir Next"/>
           <w:color w:val="1A1A1A"/>
-          <w:sz w:val="21"/>
+          <w:sz w:val="22"/>
           <w:szCs w:val="21"/>
         </w:rPr>
         <w:t xml:space="preserve">3.9 × 4 = </w:t>
@@ -986,25 +995,25 @@
           <w:rFonts w:ascii="Avenir Next" w:hAnsi="Avenir Next" w:cs="Avenir Next" w:eastAsia="Avenir Next"/>
           <w:b/>
           <w:color w:val="003A70"/>
+          <w:sz w:val="22"/>
+          <w:szCs w:val="18"/>
+        </w:rPr>
+        <w:t xml:space="preserve">Step 1</w:t>
+      </w:r>
+      <w:r>
+        <w:rPr>
+          <w:rFonts w:ascii="Avenir Next" w:hAnsi="Avenir Next" w:cs="Avenir Next" w:eastAsia="Avenir Next"/>
+          <w:color w:val="1A1A1A"/>
           <w:sz w:val="18"/>
           <w:szCs w:val="18"/>
         </w:rPr>
-        <w:t xml:space="preserve">Step 1</w:t>
-      </w:r>
-      <w:r>
-        <w:rPr>
-          <w:rFonts w:ascii="Avenir Next" w:hAnsi="Avenir Next" w:cs="Avenir Next" w:eastAsia="Avenir Next"/>
-          <w:color w:val="1A1A1A"/>
-          <w:sz w:val="18"/>
-          <w:szCs w:val="18"/>
-        </w:rPr>
         <w:tab/>
       </w:r>
       <w:r>
         <w:rPr>
           <w:rFonts w:ascii="Avenir Next" w:hAnsi="Avenir Next" w:cs="Avenir Next" w:eastAsia="Avenir Next"/>
           <w:color w:val="1A1A1A"/>
-          <w:sz w:val="21"/>
+          <w:sz w:val="22"/>
           <w:szCs w:val="21"/>
         </w:rPr>
         <w:t xml:space="preserve">72 × 3 = </w:t>
@@ -1034,35 +1043,35 @@
           <w:rFonts w:ascii="Avenir Next" w:hAnsi="Avenir Next" w:cs="Avenir Next" w:eastAsia="Avenir Next"/>
           <w:b/>
           <w:color w:val="003A70"/>
+          <w:sz w:val="22"/>
+          <w:szCs w:val="18"/>
+        </w:rPr>
+        <w:t xml:space="preserve">Step 2</w:t>
+      </w:r>
+      <w:r>
+        <w:rPr>
+          <w:rFonts w:ascii="Avenir Next" w:hAnsi="Avenir Next" w:cs="Avenir Next" w:eastAsia="Avenir Next"/>
+          <w:color w:val="1A1A1A"/>
           <w:sz w:val="18"/>
           <w:szCs w:val="18"/>
         </w:rPr>
-        <w:t xml:space="preserve">Step 2</w:t>
-      </w:r>
-      <w:r>
-        <w:rPr>
-          <w:rFonts w:ascii="Avenir Next" w:hAnsi="Avenir Next" w:cs="Avenir Next" w:eastAsia="Avenir Next"/>
-          <w:color w:val="1A1A1A"/>
-          <w:sz w:val="18"/>
-          <w:szCs w:val="18"/>
-        </w:rPr>
         <w:tab/>
       </w:r>
       <w:r>
         <w:rPr>
           <w:rFonts w:ascii="Avenir Next" w:hAnsi="Avenir Next" w:cs="Avenir Next" w:eastAsia="Avenir Next"/>
           <w:color w:val="1A1A1A"/>
+          <w:sz w:val="22"/>
+          <w:szCs w:val="21"/>
+        </w:rPr>
+        <w:t xml:space="preserve">7.2 has </w:t>
+      </w:r>
+      <w:r>
+        <w:rPr>
+          <w:rFonts w:ascii="Avenir Next" w:hAnsi="Avenir Next" w:cs="Avenir Next" w:eastAsia="Avenir Next"/>
+          <w:color w:val="1A1A1A"/>
           <w:sz w:val="21"/>
           <w:szCs w:val="21"/>
-        </w:rPr>
-        <w:t xml:space="preserve">7.2 has </w:t>
-      </w:r>
-      <w:r>
-        <w:rPr>
-          <w:rFonts w:ascii="Avenir Next" w:hAnsi="Avenir Next" w:cs="Avenir Next" w:eastAsia="Avenir Next"/>
-          <w:color w:val="1A1A1A"/>
-          <w:sz w:val="21"/>
-          <w:szCs w:val="21"/>
           <w:u w:val="single"/>
         </w:rPr>
         <w:t xml:space="preserve">                </w:t>
@@ -1071,7 +1080,7 @@
         <w:rPr>
           <w:rFonts w:ascii="Avenir Next" w:hAnsi="Avenir Next" w:cs="Avenir Next" w:eastAsia="Avenir Next"/>
           <w:color w:val="1A1A1A"/>
-          <w:sz w:val="21"/>
+          <w:sz w:val="22"/>
           <w:szCs w:val="21"/>
         </w:rPr>
         <w:t xml:space="preserve"> digit after the point.</w:t>
@@ -1091,35 +1100,35 @@
           <w:rFonts w:ascii="Avenir Next" w:hAnsi="Avenir Next" w:cs="Avenir Next" w:eastAsia="Avenir Next"/>
           <w:b/>
           <w:color w:val="003A70"/>
+          <w:sz w:val="22"/>
+          <w:szCs w:val="18"/>
+        </w:rPr>
+        <w:t xml:space="preserve">Step 3</w:t>
+      </w:r>
+      <w:r>
+        <w:rPr>
+          <w:rFonts w:ascii="Avenir Next" w:hAnsi="Avenir Next" w:cs="Avenir Next" w:eastAsia="Avenir Next"/>
+          <w:color w:val="1A1A1A"/>
           <w:sz w:val="18"/>
           <w:szCs w:val="18"/>
         </w:rPr>
-        <w:t xml:space="preserve">Step 3</w:t>
-      </w:r>
-      <w:r>
-        <w:rPr>
-          <w:rFonts w:ascii="Avenir Next" w:hAnsi="Avenir Next" w:cs="Avenir Next" w:eastAsia="Avenir Next"/>
-          <w:color w:val="1A1A1A"/>
-          <w:sz w:val="18"/>
-          <w:szCs w:val="18"/>
-        </w:rPr>
         <w:tab/>
       </w:r>
       <w:r>
         <w:rPr>
           <w:rFonts w:ascii="Avenir Next" w:hAnsi="Avenir Next" w:cs="Avenir Next" w:eastAsia="Avenir Next"/>
           <w:color w:val="1A1A1A"/>
+          <w:sz w:val="22"/>
+          <w:szCs w:val="21"/>
+        </w:rPr>
+        <w:t xml:space="preserve">7.2 × 3 = </w:t>
+      </w:r>
+      <w:r>
+        <w:rPr>
+          <w:rFonts w:ascii="Avenir Next" w:hAnsi="Avenir Next" w:cs="Avenir Next" w:eastAsia="Avenir Next"/>
+          <w:color w:val="1A1A1A"/>
           <w:sz w:val="21"/>
           <w:szCs w:val="21"/>
-        </w:rPr>
-        <w:t xml:space="preserve">7.2 × 3 = </w:t>
-      </w:r>
-      <w:r>
-        <w:rPr>
-          <w:rFonts w:ascii="Avenir Next" w:hAnsi="Avenir Next" w:cs="Avenir Next" w:eastAsia="Avenir Next"/>
-          <w:color w:val="1A1A1A"/>
-          <w:sz w:val="21"/>
-          <w:szCs w:val="21"/>
           <w:u w:val="single"/>
         </w:rPr>
         <w:t xml:space="preserve">                </w:t>
@@ -1132,6 +1141,7 @@
     </w:p>
     <w:p>
       <w:pPr>
+        <w:pStyle w:val="Heading2"/>
         <w:keepNext/>
         <w:pBdr>
           <w:bottom w:val="single" w:sz="8" w:space="3" w:color="003A70"/>
@@ -1147,7 +1157,7 @@
           <w:b/>
           <w:color w:val="003A70"/>
           <w:spacing w:val="14"/>
-          <w:sz w:val="19"/>
+          <w:sz w:val="22"/>
           <w:szCs w:val="19"/>
         </w:rPr>
         <w:t xml:space="preserve">YOUR TURN</w:t>
@@ -1166,7 +1176,7 @@
           <w:rFonts w:ascii="Avenir Next" w:hAnsi="Avenir Next" w:cs="Avenir Next" w:eastAsia="Avenir Next"/>
           <w:i/>
           <w:color w:val="5A5F66"/>
-          <w:sz w:val="17"/>
+          <w:sz w:val="22"/>
           <w:szCs w:val="17"/>
         </w:rPr>
         <w:t xml:space="preserve">use the steps on your own</w:t>
@@ -1338,7 +1348,7 @@
                       <w:szCs w:val="22"/>
                       <w:u w:val="single"/>
                     </w:rPr>
-                    <w:t xml:space="preserve">        </w:t>
+                    <w:t xml:space="preserve">            </w:t>
                   </w:r>
                 </w:p>
               </w:tc>
@@ -1400,7 +1410,7 @@
                       <w:szCs w:val="22"/>
                       <w:u w:val="single"/>
                     </w:rPr>
-                    <w:t xml:space="preserve">        </w:t>
+                    <w:t xml:space="preserve">            </w:t>
                   </w:r>
                 </w:p>
               </w:tc>
@@ -1462,7 +1472,7 @@
                       <w:szCs w:val="22"/>
                       <w:u w:val="single"/>
                     </w:rPr>
-                    <w:t xml:space="preserve">        </w:t>
+                    <w:t xml:space="preserve">            </w:t>
                   </w:r>
                 </w:p>
               </w:tc>
@@ -1530,7 +1540,7 @@
                       <w:szCs w:val="22"/>
                       <w:u w:val="single"/>
                     </w:rPr>
-                    <w:t xml:space="preserve">        </w:t>
+                    <w:t xml:space="preserve">            </w:t>
                   </w:r>
                 </w:p>
               </w:tc>
@@ -1592,7 +1602,7 @@
                       <w:szCs w:val="22"/>
                       <w:u w:val="single"/>
                     </w:rPr>
-                    <w:t xml:space="preserve">        </w:t>
+                    <w:t xml:space="preserve">            </w:t>
                   </w:r>
                 </w:p>
               </w:tc>
@@ -1654,7 +1664,7 @@
                       <w:szCs w:val="22"/>
                       <w:u w:val="single"/>
                     </w:rPr>
-                    <w:t xml:space="preserve">        </w:t>
+                    <w:t xml:space="preserve">            </w:t>
                   </w:r>
                 </w:p>
               </w:tc>
@@ -1677,7 +1687,7 @@
       <w:pPr>
         <w:pageBreakBefore/>
         <w:keepNext/>
-        <w:spacing w:before="0" w:after="12" w:line="264" w:lineRule="auto"/>
+        <w:spacing w:before="0" w:after="10" w:line="252" w:lineRule="auto"/>
       </w:pPr>
       <w:r>
         <w:rPr>
@@ -1686,7 +1696,7 @@
           <w:caps/>
           <w:color w:val="003A70"/>
           <w:spacing w:val="12"/>
-          <w:sz w:val="19"/>
+          <w:sz w:val="22"/>
           <w:szCs w:val="19"/>
         </w:rPr>
         <w:t xml:space="preserve">Lesson 5-4  ·  Session 1  ·  Prerequisite Practice A  ·  Skill 2 of 2</w:t>
@@ -1694,8 +1704,9 @@
     </w:p>
     <w:p>
       <w:pPr>
+        <w:pStyle w:val="Heading1"/>
         <w:keepNext/>
-        <w:spacing w:before="0" w:after="10" w:line="240" w:lineRule="auto"/>
+        <w:spacing w:before="0" w:after="8" w:line="240" w:lineRule="auto"/>
       </w:pPr>
       <w:r>
         <w:rPr>
@@ -1713,13 +1724,13 @@
         <w:pBdr>
           <w:bottom w:val="single" w:sz="4" w:space="5" w:color="C9CDD2"/>
         </w:pBdr>
-        <w:spacing w:before="0" w:after="60" w:line="264" w:lineRule="auto"/>
+        <w:spacing w:before="0" w:after="51" w:line="252" w:lineRule="auto"/>
       </w:pPr>
       <w:r>
         <w:rPr>
           <w:rFonts w:ascii="Avenir Next" w:hAnsi="Avenir Next" w:cs="Avenir Next" w:eastAsia="Avenir Next"/>
           <w:color w:val="5A5F66"/>
-          <w:sz w:val="17"/>
+          <w:sz w:val="22"/>
           <w:szCs w:val="17"/>
         </w:rPr>
         <w:t xml:space="preserve">Builds on Grade 3 · 3.MD.D.8</w:t>
@@ -1762,7 +1773,8 @@
           </w:tcPr>
           <w:p>
             <w:pPr>
-              <w:spacing w:before="0" w:after="0" w:line="252" w:lineRule="auto"/>
+              <w:pStyle w:val="Heading2"/>
+              <w:spacing w:before="0" w:after="0" w:line="246" w:lineRule="auto"/>
             </w:pPr>
             <w:r>
               <w:rPr>
@@ -1785,13 +1797,13 @@
           </w:tcPr>
           <w:p>
             <w:pPr>
-              <w:spacing w:before="0" w:after="0" w:line="264" w:lineRule="auto"/>
+              <w:spacing w:before="0" w:after="0" w:line="252" w:lineRule="auto"/>
             </w:pPr>
             <w:r>
               <w:rPr>
                 <w:rFonts w:ascii="Avenir Next" w:hAnsi="Avenir Next" w:cs="Avenir Next" w:eastAsia="Avenir Next"/>
                 <w:color w:val="1A1A1A"/>
-                <w:sz w:val="20"/>
+                <w:sz w:val="22"/>
                 <w:szCs w:val="20"/>
               </w:rPr>
               <w:t xml:space="preserve">You will split a regular hexagon into 6 center triangles.</w:t>
@@ -1811,7 +1823,8 @@
           </w:tcPr>
           <w:p>
             <w:pPr>
-              <w:spacing w:before="0" w:after="0" w:line="252" w:lineRule="auto"/>
+              <w:pStyle w:val="Heading2"/>
+              <w:spacing w:before="0" w:after="0" w:line="246" w:lineRule="auto"/>
             </w:pPr>
             <w:r>
               <w:rPr>
@@ -1834,13 +1847,13 @@
           </w:tcPr>
           <w:p>
             <w:pPr>
-              <w:spacing w:before="0" w:after="0" w:line="264" w:lineRule="auto"/>
+              <w:spacing w:before="0" w:after="0" w:line="252" w:lineRule="auto"/>
             </w:pPr>
             <w:r>
               <w:rPr>
                 <w:rFonts w:ascii="Avenir Next" w:hAnsi="Avenir Next" w:cs="Avenir Next" w:eastAsia="Avenir Next"/>
                 <w:color w:val="1A1A1A"/>
-                <w:sz w:val="20"/>
+                <w:sz w:val="22"/>
                 <w:szCs w:val="20"/>
               </w:rPr>
               <w:t xml:space="preserve">Know how many sides a polygon has, like 6 for a hexagon.  </w:t>
@@ -1850,7 +1863,7 @@
                 <w:rFonts w:ascii="Avenir Next" w:hAnsi="Avenir Next" w:cs="Avenir Next" w:eastAsia="Avenir Next"/>
                 <w:b/>
                 <w:color w:val="1A1A1A"/>
-                <w:sz w:val="20"/>
+                <w:sz w:val="22"/>
                 <w:szCs w:val="20"/>
               </w:rPr>
               <w:t xml:space="preserve">You will use it in Practice Form A, problems 2, 3, and 4.</w:t>
@@ -1861,6 +1874,7 @@
     </w:tbl>
     <w:p>
       <w:pPr>
+        <w:pStyle w:val="Heading2"/>
         <w:keepNext/>
         <w:pBdr>
           <w:bottom w:val="single" w:sz="8" w:space="3" w:color="003A70"/>
@@ -1868,7 +1882,7 @@
         <w:tabs>
           <w:tab w:val="right" w:pos="9504"/>
         </w:tabs>
-        <w:spacing w:before="50" w:after="36" w:line="240" w:lineRule="auto"/>
+        <w:spacing w:before="42" w:after="31" w:line="240" w:lineRule="auto"/>
       </w:pPr>
       <w:r>
         <w:rPr>
@@ -1876,7 +1890,7 @@
           <w:b/>
           <w:color w:val="003A70"/>
           <w:spacing w:val="14"/>
-          <w:sz w:val="19"/>
+          <w:sz w:val="22"/>
           <w:szCs w:val="19"/>
         </w:rPr>
         <w:t xml:space="preserve">STEPS TO FOLLOW</w:t>
@@ -1895,7 +1909,7 @@
           <w:rFonts w:ascii="Avenir Next" w:hAnsi="Avenir Next" w:cs="Avenir Next" w:eastAsia="Avenir Next"/>
           <w:i/>
           <w:color w:val="5A5F66"/>
-          <w:sz w:val="17"/>
+          <w:sz w:val="22"/>
           <w:szCs w:val="17"/>
         </w:rPr>
         <w:t xml:space="preserve">use these same steps on every problem</w:t>
@@ -1937,6 +1951,7 @@
           </w:tcPr>
           <w:p>
             <w:pPr>
+              <w:pStyle w:val="Heading1"/>
               <w:spacing w:before="0" w:after="0" w:line="240" w:lineRule="auto"/>
               <w:jc w:val="center"/>
             </w:pPr>
@@ -1959,14 +1974,14 @@
           </w:tcPr>
           <w:p>
             <w:pPr>
-              <w:spacing w:before="0" w:after="0" w:line="264" w:lineRule="auto"/>
+              <w:spacing w:before="0" w:after="0" w:line="252" w:lineRule="auto"/>
             </w:pPr>
             <w:r>
               <w:rPr>
                 <w:rFonts w:ascii="Avenir Next" w:hAnsi="Avenir Next" w:cs="Avenir Next" w:eastAsia="Avenir Next"/>
                 <w:b/>
                 <w:color w:val="1A1A1A"/>
-                <w:sz w:val="21"/>
+                <w:sz w:val="22"/>
                 <w:szCs w:val="21"/>
               </w:rPr>
               <w:t xml:space="preserve">Name</w:t>
@@ -1975,7 +1990,7 @@
               <w:rPr>
                 <w:rFonts w:ascii="Avenir Next" w:hAnsi="Avenir Next" w:cs="Avenir Next" w:eastAsia="Avenir Next"/>
                 <w:color w:val="1A1A1A"/>
-                <w:sz w:val="21"/>
+                <w:sz w:val="22"/>
                 <w:szCs w:val="21"/>
               </w:rPr>
               <w:t xml:space="preserve"> the shape. Write its number of sides.</w:t>
@@ -1994,6 +2009,7 @@
           </w:tcPr>
           <w:p>
             <w:pPr>
+              <w:pStyle w:val="Heading1"/>
               <w:spacing w:before="0" w:after="0" w:line="240" w:lineRule="auto"/>
               <w:jc w:val="center"/>
             </w:pPr>
@@ -2016,14 +2032,14 @@
           </w:tcPr>
           <w:p>
             <w:pPr>
-              <w:spacing w:before="0" w:after="0" w:line="264" w:lineRule="auto"/>
+              <w:spacing w:before="0" w:after="0" w:line="252" w:lineRule="auto"/>
             </w:pPr>
             <w:r>
               <w:rPr>
                 <w:rFonts w:ascii="Avenir Next" w:hAnsi="Avenir Next" w:cs="Avenir Next" w:eastAsia="Avenir Next"/>
                 <w:b/>
                 <w:color w:val="1A1A1A"/>
-                <w:sz w:val="21"/>
+                <w:sz w:val="22"/>
                 <w:szCs w:val="21"/>
               </w:rPr>
               <w:t xml:space="preserve">Write</w:t>
@@ -2032,7 +2048,7 @@
               <w:rPr>
                 <w:rFonts w:ascii="Avenir Next" w:hAnsi="Avenir Next" w:cs="Avenir Next" w:eastAsia="Avenir Next"/>
                 <w:color w:val="1A1A1A"/>
-                <w:sz w:val="21"/>
+                <w:sz w:val="22"/>
                 <w:szCs w:val="21"/>
               </w:rPr>
               <w:t xml:space="preserve"> the side length.</w:t>
@@ -2051,6 +2067,7 @@
           </w:tcPr>
           <w:p>
             <w:pPr>
+              <w:pStyle w:val="Heading1"/>
               <w:spacing w:before="0" w:after="0" w:line="240" w:lineRule="auto"/>
               <w:jc w:val="center"/>
             </w:pPr>
@@ -2073,14 +2090,14 @@
           </w:tcPr>
           <w:p>
             <w:pPr>
-              <w:spacing w:before="0" w:after="0" w:line="264" w:lineRule="auto"/>
+              <w:spacing w:before="0" w:after="0" w:line="252" w:lineRule="auto"/>
             </w:pPr>
             <w:r>
               <w:rPr>
                 <w:rFonts w:ascii="Avenir Next" w:hAnsi="Avenir Next" w:cs="Avenir Next" w:eastAsia="Avenir Next"/>
                 <w:b/>
                 <w:color w:val="1A1A1A"/>
-                <w:sz w:val="21"/>
+                <w:sz w:val="22"/>
                 <w:szCs w:val="21"/>
               </w:rPr>
               <w:t xml:space="preserve">Multiply</w:t>
@@ -2089,7 +2106,7 @@
               <w:rPr>
                 <w:rFonts w:ascii="Avenir Next" w:hAnsi="Avenir Next" w:cs="Avenir Next" w:eastAsia="Avenir Next"/>
                 <w:color w:val="1A1A1A"/>
-                <w:sz w:val="21"/>
+                <w:sz w:val="22"/>
                 <w:szCs w:val="21"/>
               </w:rPr>
               <w:t xml:space="preserve">: number of sides × side length.</w:t>
@@ -2100,6 +2117,7 @@
     </w:tbl>
     <w:p>
       <w:pPr>
+        <w:pStyle w:val="Heading2"/>
         <w:keepNext/>
         <w:pBdr>
           <w:bottom w:val="single" w:sz="8" w:space="3" w:color="003A70"/>
@@ -2107,7 +2125,7 @@
         <w:tabs>
           <w:tab w:val="right" w:pos="9504"/>
         </w:tabs>
-        <w:spacing w:before="50" w:after="36" w:line="240" w:lineRule="auto"/>
+        <w:spacing w:before="42" w:after="31" w:line="240" w:lineRule="auto"/>
       </w:pPr>
       <w:r>
         <w:rPr>
@@ -2115,7 +2133,7 @@
           <w:b/>
           <w:color w:val="003A70"/>
           <w:spacing w:val="14"/>
-          <w:sz w:val="19"/>
+          <w:sz w:val="22"/>
           <w:szCs w:val="19"/>
         </w:rPr>
         <w:t xml:space="preserve">WATCH ME</w:t>
@@ -2134,7 +2152,7 @@
           <w:rFonts w:ascii="Avenir Next" w:hAnsi="Avenir Next" w:cs="Avenir Next" w:eastAsia="Avenir Next"/>
           <w:i/>
           <w:color w:val="5A5F66"/>
-          <w:sz w:val="17"/>
+          <w:sz w:val="22"/>
           <w:szCs w:val="17"/>
         </w:rPr>
         <w:t xml:space="preserve">the steps in action</w:t>
@@ -2142,14 +2160,14 @@
     </w:p>
     <w:p>
       <w:pPr>
-        <w:spacing w:before="0" w:after="40" w:line="264" w:lineRule="auto"/>
+        <w:spacing w:before="0" w:after="34" w:line="252" w:lineRule="auto"/>
       </w:pPr>
       <w:r>
         <w:rPr>
           <w:rFonts w:ascii="Avenir Next" w:hAnsi="Avenir Next" w:cs="Avenir Next" w:eastAsia="Avenir Next"/>
           <w:b/>
           <w:color w:val="1A1A1A"/>
-          <w:sz w:val="21"/>
+          <w:sz w:val="22"/>
           <w:szCs w:val="21"/>
         </w:rPr>
         <w:t xml:space="preserve">A regular hexagon has sides of 9 cm. Find its perimeter.</w:t>
@@ -2160,7 +2178,7 @@
         <w:tabs>
           <w:tab w:val="left" w:pos="950"/>
         </w:tabs>
-        <w:spacing w:before="0" w:after="24" w:line="256" w:lineRule="auto"/>
+        <w:spacing w:before="0" w:after="20" w:line="248" w:lineRule="auto"/>
         <w:ind w:left="950" w:hanging="950"/>
       </w:pPr>
       <w:r>
@@ -2168,25 +2186,25 @@
           <w:rFonts w:ascii="Avenir Next" w:hAnsi="Avenir Next" w:cs="Avenir Next" w:eastAsia="Avenir Next"/>
           <w:b/>
           <w:color w:val="003A70"/>
+          <w:sz w:val="22"/>
+          <w:szCs w:val="19"/>
+        </w:rPr>
+        <w:t xml:space="preserve">Step 1</w:t>
+      </w:r>
+      <w:r>
+        <w:rPr>
+          <w:rFonts w:ascii="Avenir Next" w:hAnsi="Avenir Next" w:cs="Avenir Next" w:eastAsia="Avenir Next"/>
+          <w:color w:val="1A1A1A"/>
           <w:sz w:val="19"/>
           <w:szCs w:val="19"/>
         </w:rPr>
-        <w:t xml:space="preserve">Step 1</w:t>
-      </w:r>
-      <w:r>
-        <w:rPr>
-          <w:rFonts w:ascii="Avenir Next" w:hAnsi="Avenir Next" w:cs="Avenir Next" w:eastAsia="Avenir Next"/>
-          <w:color w:val="1A1A1A"/>
-          <w:sz w:val="19"/>
-          <w:szCs w:val="19"/>
-        </w:rPr>
         <w:tab/>
       </w:r>
       <w:r>
         <w:rPr>
           <w:rFonts w:ascii="Avenir Next" w:hAnsi="Avenir Next" w:cs="Avenir Next" w:eastAsia="Avenir Next"/>
           <w:color w:val="1A1A1A"/>
-          <w:sz w:val="21"/>
+          <w:sz w:val="22"/>
           <w:szCs w:val="21"/>
         </w:rPr>
         <w:t xml:space="preserve">A hexagon has 6 sides.</w:t>
@@ -2197,7 +2215,7 @@
         <w:tabs>
           <w:tab w:val="left" w:pos="950"/>
         </w:tabs>
-        <w:spacing w:before="0" w:after="24" w:line="256" w:lineRule="auto"/>
+        <w:spacing w:before="0" w:after="20" w:line="248" w:lineRule="auto"/>
         <w:ind w:left="950" w:hanging="950"/>
       </w:pPr>
       <w:r>
@@ -2205,25 +2223,25 @@
           <w:rFonts w:ascii="Avenir Next" w:hAnsi="Avenir Next" w:cs="Avenir Next" w:eastAsia="Avenir Next"/>
           <w:b/>
           <w:color w:val="003A70"/>
+          <w:sz w:val="22"/>
+          <w:szCs w:val="19"/>
+        </w:rPr>
+        <w:t xml:space="preserve">Step 2</w:t>
+      </w:r>
+      <w:r>
+        <w:rPr>
+          <w:rFonts w:ascii="Avenir Next" w:hAnsi="Avenir Next" w:cs="Avenir Next" w:eastAsia="Avenir Next"/>
+          <w:color w:val="1A1A1A"/>
           <w:sz w:val="19"/>
           <w:szCs w:val="19"/>
         </w:rPr>
-        <w:t xml:space="preserve">Step 2</w:t>
-      </w:r>
-      <w:r>
-        <w:rPr>
-          <w:rFonts w:ascii="Avenir Next" w:hAnsi="Avenir Next" w:cs="Avenir Next" w:eastAsia="Avenir Next"/>
-          <w:color w:val="1A1A1A"/>
-          <w:sz w:val="19"/>
-          <w:szCs w:val="19"/>
-        </w:rPr>
         <w:tab/>
       </w:r>
       <w:r>
         <w:rPr>
           <w:rFonts w:ascii="Avenir Next" w:hAnsi="Avenir Next" w:cs="Avenir Next" w:eastAsia="Avenir Next"/>
           <w:color w:val="1A1A1A"/>
-          <w:sz w:val="21"/>
+          <w:sz w:val="22"/>
           <w:szCs w:val="21"/>
         </w:rPr>
         <w:t xml:space="preserve">Each side is 9 cm.</w:t>
@@ -2234,7 +2252,7 @@
         <w:tabs>
           <w:tab w:val="left" w:pos="950"/>
         </w:tabs>
-        <w:spacing w:before="0" w:after="24" w:line="256" w:lineRule="auto"/>
+        <w:spacing w:before="0" w:after="20" w:line="248" w:lineRule="auto"/>
         <w:ind w:left="950" w:hanging="950"/>
       </w:pPr>
       <w:r>
@@ -2242,25 +2260,25 @@
           <w:rFonts w:ascii="Avenir Next" w:hAnsi="Avenir Next" w:cs="Avenir Next" w:eastAsia="Avenir Next"/>
           <w:b/>
           <w:color w:val="003A70"/>
+          <w:sz w:val="22"/>
+          <w:szCs w:val="19"/>
+        </w:rPr>
+        <w:t xml:space="preserve">Step 3</w:t>
+      </w:r>
+      <w:r>
+        <w:rPr>
+          <w:rFonts w:ascii="Avenir Next" w:hAnsi="Avenir Next" w:cs="Avenir Next" w:eastAsia="Avenir Next"/>
+          <w:color w:val="1A1A1A"/>
           <w:sz w:val="19"/>
           <w:szCs w:val="19"/>
         </w:rPr>
-        <w:t xml:space="preserve">Step 3</w:t>
-      </w:r>
-      <w:r>
-        <w:rPr>
-          <w:rFonts w:ascii="Avenir Next" w:hAnsi="Avenir Next" w:cs="Avenir Next" w:eastAsia="Avenir Next"/>
-          <w:color w:val="1A1A1A"/>
-          <w:sz w:val="19"/>
-          <w:szCs w:val="19"/>
-        </w:rPr>
         <w:tab/>
       </w:r>
       <w:r>
         <w:rPr>
           <w:rFonts w:ascii="Avenir Next" w:hAnsi="Avenir Next" w:cs="Avenir Next" w:eastAsia="Avenir Next"/>
           <w:color w:val="1A1A1A"/>
-          <w:sz w:val="21"/>
+          <w:sz w:val="22"/>
           <w:szCs w:val="21"/>
         </w:rPr>
         <w:t xml:space="preserve">6 × 9 = 54.</w:t>
@@ -2271,7 +2289,7 @@
         <w:tabs>
           <w:tab w:val="left" w:pos="950"/>
         </w:tabs>
-        <w:spacing w:before="20" w:after="0" w:line="256" w:lineRule="auto"/>
+        <w:spacing w:before="17" w:after="0" w:line="248" w:lineRule="auto"/>
         <w:ind w:left="950" w:hanging="950"/>
       </w:pPr>
       <w:r>
@@ -2279,18 +2297,18 @@
           <w:rFonts w:ascii="Avenir Next" w:hAnsi="Avenir Next" w:cs="Avenir Next" w:eastAsia="Avenir Next"/>
           <w:b/>
           <w:color w:val="1A1A1A"/>
+          <w:sz w:val="22"/>
+          <w:szCs w:val="21"/>
+        </w:rPr>
+        <w:t xml:space="preserve">Answer</w:t>
+      </w:r>
+      <w:r>
+        <w:rPr>
+          <w:rFonts w:ascii="Avenir Next" w:hAnsi="Avenir Next" w:cs="Avenir Next" w:eastAsia="Avenir Next"/>
+          <w:color w:val="1A1A1A"/>
           <w:sz w:val="21"/>
           <w:szCs w:val="21"/>
         </w:rPr>
-        <w:t xml:space="preserve">Answer</w:t>
-      </w:r>
-      <w:r>
-        <w:rPr>
-          <w:rFonts w:ascii="Avenir Next" w:hAnsi="Avenir Next" w:cs="Avenir Next" w:eastAsia="Avenir Next"/>
-          <w:color w:val="1A1A1A"/>
-          <w:sz w:val="21"/>
-          <w:szCs w:val="21"/>
-        </w:rPr>
         <w:tab/>
       </w:r>
       <w:r>
@@ -2298,7 +2316,7 @@
           <w:rFonts w:ascii="Avenir Next" w:hAnsi="Avenir Next" w:cs="Avenir Next" w:eastAsia="Avenir Next"/>
           <w:b/>
           <w:color w:val="1A1A1A"/>
-          <w:sz w:val="21"/>
+          <w:sz w:val="22"/>
           <w:szCs w:val="21"/>
         </w:rPr>
         <w:t xml:space="preserve">54 cm</w:t>
@@ -2306,6 +2324,7 @@
     </w:p>
     <w:p>
       <w:pPr>
+        <w:pStyle w:val="Heading2"/>
         <w:keepNext/>
         <w:pBdr>
           <w:bottom w:val="single" w:sz="8" w:space="3" w:color="003A70"/>
@@ -2313,7 +2332,7 @@
         <w:tabs>
           <w:tab w:val="right" w:pos="9504"/>
         </w:tabs>
-        <w:spacing w:before="50" w:after="36" w:line="240" w:lineRule="auto"/>
+        <w:spacing w:before="42" w:after="31" w:line="240" w:lineRule="auto"/>
       </w:pPr>
       <w:r>
         <w:rPr>
@@ -2321,7 +2340,7 @@
           <w:b/>
           <w:color w:val="003A70"/>
           <w:spacing w:val="14"/>
-          <w:sz w:val="19"/>
+          <w:sz w:val="22"/>
           <w:szCs w:val="19"/>
         </w:rPr>
         <w:t xml:space="preserve">TRY IT WITH HELP</w:t>
@@ -2340,7 +2359,7 @@
           <w:rFonts w:ascii="Avenir Next" w:hAnsi="Avenir Next" w:cs="Avenir Next" w:eastAsia="Avenir Next"/>
           <w:i/>
           <w:color w:val="5A5F66"/>
-          <w:sz w:val="17"/>
+          <w:sz w:val="22"/>
           <w:szCs w:val="17"/>
         </w:rPr>
         <w:t xml:space="preserve">fill in each step</w:t>
@@ -2352,7 +2371,7 @@
         <w:tabs>
           <w:tab w:val="left" w:pos="432"/>
         </w:tabs>
-        <w:spacing w:before="90" w:after="40" w:line="268" w:lineRule="auto"/>
+        <w:spacing w:before="76" w:after="34" w:line="254" w:lineRule="auto"/>
         <w:ind w:left="432" w:hanging="432"/>
       </w:pPr>
       <w:r>
@@ -2390,7 +2409,7 @@
         <w:tabs>
           <w:tab w:val="left" w:pos="1300"/>
         </w:tabs>
-        <w:spacing w:before="0" w:after="24" w:line="272" w:lineRule="auto"/>
+        <w:spacing w:before="0" w:after="20" w:line="256" w:lineRule="auto"/>
         <w:ind w:left="1300" w:hanging="868"/>
       </w:pPr>
       <w:r>
@@ -2398,35 +2417,35 @@
           <w:rFonts w:ascii="Avenir Next" w:hAnsi="Avenir Next" w:cs="Avenir Next" w:eastAsia="Avenir Next"/>
           <w:b/>
           <w:color w:val="003A70"/>
+          <w:sz w:val="22"/>
+          <w:szCs w:val="18"/>
+        </w:rPr>
+        <w:t xml:space="preserve">Step 1</w:t>
+      </w:r>
+      <w:r>
+        <w:rPr>
+          <w:rFonts w:ascii="Avenir Next" w:hAnsi="Avenir Next" w:cs="Avenir Next" w:eastAsia="Avenir Next"/>
+          <w:color w:val="1A1A1A"/>
           <w:sz w:val="18"/>
           <w:szCs w:val="18"/>
         </w:rPr>
-        <w:t xml:space="preserve">Step 1</w:t>
-      </w:r>
-      <w:r>
-        <w:rPr>
-          <w:rFonts w:ascii="Avenir Next" w:hAnsi="Avenir Next" w:cs="Avenir Next" w:eastAsia="Avenir Next"/>
-          <w:color w:val="1A1A1A"/>
-          <w:sz w:val="18"/>
-          <w:szCs w:val="18"/>
-        </w:rPr>
         <w:tab/>
       </w:r>
       <w:r>
         <w:rPr>
           <w:rFonts w:ascii="Avenir Next" w:hAnsi="Avenir Next" w:cs="Avenir Next" w:eastAsia="Avenir Next"/>
           <w:color w:val="1A1A1A"/>
+          <w:sz w:val="22"/>
+          <w:szCs w:val="21"/>
+        </w:rPr>
+        <w:t xml:space="preserve">A pentagon has </w:t>
+      </w:r>
+      <w:r>
+        <w:rPr>
+          <w:rFonts w:ascii="Avenir Next" w:hAnsi="Avenir Next" w:cs="Avenir Next" w:eastAsia="Avenir Next"/>
+          <w:color w:val="1A1A1A"/>
           <w:sz w:val="21"/>
           <w:szCs w:val="21"/>
-        </w:rPr>
-        <w:t xml:space="preserve">A pentagon has </w:t>
-      </w:r>
-      <w:r>
-        <w:rPr>
-          <w:rFonts w:ascii="Avenir Next" w:hAnsi="Avenir Next" w:cs="Avenir Next" w:eastAsia="Avenir Next"/>
-          <w:color w:val="1A1A1A"/>
-          <w:sz w:val="21"/>
-          <w:szCs w:val="21"/>
           <w:u w:val="single"/>
         </w:rPr>
         <w:t xml:space="preserve">                </w:t>
@@ -2435,7 +2454,7 @@
         <w:rPr>
           <w:rFonts w:ascii="Avenir Next" w:hAnsi="Avenir Next" w:cs="Avenir Next" w:eastAsia="Avenir Next"/>
           <w:color w:val="1A1A1A"/>
-          <w:sz w:val="21"/>
+          <w:sz w:val="22"/>
           <w:szCs w:val="21"/>
         </w:rPr>
         <w:t xml:space="preserve"> sides.</w:t>
@@ -2447,7 +2466,7 @@
         <w:tabs>
           <w:tab w:val="left" w:pos="1300"/>
         </w:tabs>
-        <w:spacing w:before="0" w:after="24" w:line="272" w:lineRule="auto"/>
+        <w:spacing w:before="0" w:after="20" w:line="256" w:lineRule="auto"/>
         <w:ind w:left="1300" w:hanging="868"/>
       </w:pPr>
       <w:r>
@@ -2455,35 +2474,35 @@
           <w:rFonts w:ascii="Avenir Next" w:hAnsi="Avenir Next" w:cs="Avenir Next" w:eastAsia="Avenir Next"/>
           <w:b/>
           <w:color w:val="003A70"/>
+          <w:sz w:val="22"/>
+          <w:szCs w:val="18"/>
+        </w:rPr>
+        <w:t xml:space="preserve">Step 2</w:t>
+      </w:r>
+      <w:r>
+        <w:rPr>
+          <w:rFonts w:ascii="Avenir Next" w:hAnsi="Avenir Next" w:cs="Avenir Next" w:eastAsia="Avenir Next"/>
+          <w:color w:val="1A1A1A"/>
           <w:sz w:val="18"/>
           <w:szCs w:val="18"/>
         </w:rPr>
-        <w:t xml:space="preserve">Step 2</w:t>
-      </w:r>
-      <w:r>
-        <w:rPr>
-          <w:rFonts w:ascii="Avenir Next" w:hAnsi="Avenir Next" w:cs="Avenir Next" w:eastAsia="Avenir Next"/>
-          <w:color w:val="1A1A1A"/>
-          <w:sz w:val="18"/>
-          <w:szCs w:val="18"/>
-        </w:rPr>
         <w:tab/>
       </w:r>
       <w:r>
         <w:rPr>
           <w:rFonts w:ascii="Avenir Next" w:hAnsi="Avenir Next" w:cs="Avenir Next" w:eastAsia="Avenir Next"/>
           <w:color w:val="1A1A1A"/>
+          <w:sz w:val="22"/>
+          <w:szCs w:val="21"/>
+        </w:rPr>
+        <w:t xml:space="preserve">Each side is </w:t>
+      </w:r>
+      <w:r>
+        <w:rPr>
+          <w:rFonts w:ascii="Avenir Next" w:hAnsi="Avenir Next" w:cs="Avenir Next" w:eastAsia="Avenir Next"/>
+          <w:color w:val="1A1A1A"/>
           <w:sz w:val="21"/>
           <w:szCs w:val="21"/>
-        </w:rPr>
-        <w:t xml:space="preserve">Each side is </w:t>
-      </w:r>
-      <w:r>
-        <w:rPr>
-          <w:rFonts w:ascii="Avenir Next" w:hAnsi="Avenir Next" w:cs="Avenir Next" w:eastAsia="Avenir Next"/>
-          <w:color w:val="1A1A1A"/>
-          <w:sz w:val="21"/>
-          <w:szCs w:val="21"/>
           <w:u w:val="single"/>
         </w:rPr>
         <w:t xml:space="preserve">                </w:t>
@@ -2492,7 +2511,7 @@
         <w:rPr>
           <w:rFonts w:ascii="Avenir Next" w:hAnsi="Avenir Next" w:cs="Avenir Next" w:eastAsia="Avenir Next"/>
           <w:color w:val="1A1A1A"/>
-          <w:sz w:val="21"/>
+          <w:sz w:val="22"/>
           <w:szCs w:val="21"/>
         </w:rPr>
         <w:t xml:space="preserve"> m.</w:t>
@@ -2504,7 +2523,7 @@
         <w:tabs>
           <w:tab w:val="left" w:pos="1300"/>
         </w:tabs>
-        <w:spacing w:before="0" w:after="24" w:line="272" w:lineRule="auto"/>
+        <w:spacing w:before="0" w:after="20" w:line="256" w:lineRule="auto"/>
         <w:ind w:left="1300" w:hanging="868"/>
       </w:pPr>
       <w:r>
@@ -2512,35 +2531,35 @@
           <w:rFonts w:ascii="Avenir Next" w:hAnsi="Avenir Next" w:cs="Avenir Next" w:eastAsia="Avenir Next"/>
           <w:b/>
           <w:color w:val="003A70"/>
+          <w:sz w:val="22"/>
+          <w:szCs w:val="18"/>
+        </w:rPr>
+        <w:t xml:space="preserve">Step 3</w:t>
+      </w:r>
+      <w:r>
+        <w:rPr>
+          <w:rFonts w:ascii="Avenir Next" w:hAnsi="Avenir Next" w:cs="Avenir Next" w:eastAsia="Avenir Next"/>
+          <w:color w:val="1A1A1A"/>
           <w:sz w:val="18"/>
           <w:szCs w:val="18"/>
         </w:rPr>
-        <w:t xml:space="preserve">Step 3</w:t>
-      </w:r>
-      <w:r>
-        <w:rPr>
-          <w:rFonts w:ascii="Avenir Next" w:hAnsi="Avenir Next" w:cs="Avenir Next" w:eastAsia="Avenir Next"/>
-          <w:color w:val="1A1A1A"/>
-          <w:sz w:val="18"/>
-          <w:szCs w:val="18"/>
-        </w:rPr>
         <w:tab/>
       </w:r>
       <w:r>
         <w:rPr>
           <w:rFonts w:ascii="Avenir Next" w:hAnsi="Avenir Next" w:cs="Avenir Next" w:eastAsia="Avenir Next"/>
           <w:color w:val="1A1A1A"/>
+          <w:sz w:val="22"/>
+          <w:szCs w:val="21"/>
+        </w:rPr>
+        <w:t xml:space="preserve">5 × 12 = </w:t>
+      </w:r>
+      <w:r>
+        <w:rPr>
+          <w:rFonts w:ascii="Avenir Next" w:hAnsi="Avenir Next" w:cs="Avenir Next" w:eastAsia="Avenir Next"/>
+          <w:color w:val="1A1A1A"/>
           <w:sz w:val="21"/>
           <w:szCs w:val="21"/>
-        </w:rPr>
-        <w:t xml:space="preserve">5 × 12 = </w:t>
-      </w:r>
-      <w:r>
-        <w:rPr>
-          <w:rFonts w:ascii="Avenir Next" w:hAnsi="Avenir Next" w:cs="Avenir Next" w:eastAsia="Avenir Next"/>
-          <w:color w:val="1A1A1A"/>
-          <w:sz w:val="21"/>
-          <w:szCs w:val="21"/>
           <w:u w:val="single"/>
         </w:rPr>
         <w:t xml:space="preserve">                </w:t>
@@ -2549,7 +2568,7 @@
         <w:rPr>
           <w:rFonts w:ascii="Avenir Next" w:hAnsi="Avenir Next" w:cs="Avenir Next" w:eastAsia="Avenir Next"/>
           <w:color w:val="1A1A1A"/>
-          <w:sz w:val="21"/>
+          <w:sz w:val="22"/>
           <w:szCs w:val="21"/>
         </w:rPr>
         <w:t xml:space="preserve"> m</w:t>
@@ -2566,7 +2585,7 @@
         <w:tabs>
           <w:tab w:val="left" w:pos="432"/>
         </w:tabs>
-        <w:spacing w:before="90" w:after="40" w:line="268" w:lineRule="auto"/>
+        <w:spacing w:before="76" w:after="34" w:line="254" w:lineRule="auto"/>
         <w:ind w:left="432" w:hanging="432"/>
       </w:pPr>
       <w:r>
@@ -2604,7 +2623,7 @@
         <w:tabs>
           <w:tab w:val="left" w:pos="1300"/>
         </w:tabs>
-        <w:spacing w:before="0" w:after="24" w:line="272" w:lineRule="auto"/>
+        <w:spacing w:before="0" w:after="20" w:line="256" w:lineRule="auto"/>
         <w:ind w:left="1300" w:hanging="868"/>
       </w:pPr>
       <w:r>
@@ -2612,35 +2631,35 @@
           <w:rFonts w:ascii="Avenir Next" w:hAnsi="Avenir Next" w:cs="Avenir Next" w:eastAsia="Avenir Next"/>
           <w:b/>
           <w:color w:val="003A70"/>
+          <w:sz w:val="22"/>
+          <w:szCs w:val="18"/>
+        </w:rPr>
+        <w:t xml:space="preserve">Step 1</w:t>
+      </w:r>
+      <w:r>
+        <w:rPr>
+          <w:rFonts w:ascii="Avenir Next" w:hAnsi="Avenir Next" w:cs="Avenir Next" w:eastAsia="Avenir Next"/>
+          <w:color w:val="1A1A1A"/>
           <w:sz w:val="18"/>
           <w:szCs w:val="18"/>
         </w:rPr>
-        <w:t xml:space="preserve">Step 1</w:t>
-      </w:r>
-      <w:r>
-        <w:rPr>
-          <w:rFonts w:ascii="Avenir Next" w:hAnsi="Avenir Next" w:cs="Avenir Next" w:eastAsia="Avenir Next"/>
-          <w:color w:val="1A1A1A"/>
-          <w:sz w:val="18"/>
-          <w:szCs w:val="18"/>
-        </w:rPr>
         <w:tab/>
       </w:r>
       <w:r>
         <w:rPr>
           <w:rFonts w:ascii="Avenir Next" w:hAnsi="Avenir Next" w:cs="Avenir Next" w:eastAsia="Avenir Next"/>
           <w:color w:val="1A1A1A"/>
+          <w:sz w:val="22"/>
+          <w:szCs w:val="21"/>
+        </w:rPr>
+        <w:t xml:space="preserve">An octagon has </w:t>
+      </w:r>
+      <w:r>
+        <w:rPr>
+          <w:rFonts w:ascii="Avenir Next" w:hAnsi="Avenir Next" w:cs="Avenir Next" w:eastAsia="Avenir Next"/>
+          <w:color w:val="1A1A1A"/>
           <w:sz w:val="21"/>
           <w:szCs w:val="21"/>
-        </w:rPr>
-        <w:t xml:space="preserve">An octagon has </w:t>
-      </w:r>
-      <w:r>
-        <w:rPr>
-          <w:rFonts w:ascii="Avenir Next" w:hAnsi="Avenir Next" w:cs="Avenir Next" w:eastAsia="Avenir Next"/>
-          <w:color w:val="1A1A1A"/>
-          <w:sz w:val="21"/>
-          <w:szCs w:val="21"/>
           <w:u w:val="single"/>
         </w:rPr>
         <w:t xml:space="preserve">                </w:t>
@@ -2649,7 +2668,7 @@
         <w:rPr>
           <w:rFonts w:ascii="Avenir Next" w:hAnsi="Avenir Next" w:cs="Avenir Next" w:eastAsia="Avenir Next"/>
           <w:color w:val="1A1A1A"/>
-          <w:sz w:val="21"/>
+          <w:sz w:val="22"/>
           <w:szCs w:val="21"/>
         </w:rPr>
         <w:t xml:space="preserve"> sides.</w:t>
@@ -2661,7 +2680,7 @@
         <w:tabs>
           <w:tab w:val="left" w:pos="1300"/>
         </w:tabs>
-        <w:spacing w:before="0" w:after="24" w:line="272" w:lineRule="auto"/>
+        <w:spacing w:before="0" w:after="20" w:line="256" w:lineRule="auto"/>
         <w:ind w:left="1300" w:hanging="868"/>
       </w:pPr>
       <w:r>
@@ -2669,35 +2688,35 @@
           <w:rFonts w:ascii="Avenir Next" w:hAnsi="Avenir Next" w:cs="Avenir Next" w:eastAsia="Avenir Next"/>
           <w:b/>
           <w:color w:val="003A70"/>
+          <w:sz w:val="22"/>
+          <w:szCs w:val="18"/>
+        </w:rPr>
+        <w:t xml:space="preserve">Step 2</w:t>
+      </w:r>
+      <w:r>
+        <w:rPr>
+          <w:rFonts w:ascii="Avenir Next" w:hAnsi="Avenir Next" w:cs="Avenir Next" w:eastAsia="Avenir Next"/>
+          <w:color w:val="1A1A1A"/>
           <w:sz w:val="18"/>
           <w:szCs w:val="18"/>
         </w:rPr>
-        <w:t xml:space="preserve">Step 2</w:t>
-      </w:r>
-      <w:r>
-        <w:rPr>
-          <w:rFonts w:ascii="Avenir Next" w:hAnsi="Avenir Next" w:cs="Avenir Next" w:eastAsia="Avenir Next"/>
-          <w:color w:val="1A1A1A"/>
-          <w:sz w:val="18"/>
-          <w:szCs w:val="18"/>
-        </w:rPr>
         <w:tab/>
       </w:r>
       <w:r>
         <w:rPr>
           <w:rFonts w:ascii="Avenir Next" w:hAnsi="Avenir Next" w:cs="Avenir Next" w:eastAsia="Avenir Next"/>
           <w:color w:val="1A1A1A"/>
+          <w:sz w:val="22"/>
+          <w:szCs w:val="21"/>
+        </w:rPr>
+        <w:t xml:space="preserve">Each side is </w:t>
+      </w:r>
+      <w:r>
+        <w:rPr>
+          <w:rFonts w:ascii="Avenir Next" w:hAnsi="Avenir Next" w:cs="Avenir Next" w:eastAsia="Avenir Next"/>
+          <w:color w:val="1A1A1A"/>
           <w:sz w:val="21"/>
           <w:szCs w:val="21"/>
-        </w:rPr>
-        <w:t xml:space="preserve">Each side is </w:t>
-      </w:r>
-      <w:r>
-        <w:rPr>
-          <w:rFonts w:ascii="Avenir Next" w:hAnsi="Avenir Next" w:cs="Avenir Next" w:eastAsia="Avenir Next"/>
-          <w:color w:val="1A1A1A"/>
-          <w:sz w:val="21"/>
-          <w:szCs w:val="21"/>
           <w:u w:val="single"/>
         </w:rPr>
         <w:t xml:space="preserve">                </w:t>
@@ -2706,7 +2725,7 @@
         <w:rPr>
           <w:rFonts w:ascii="Avenir Next" w:hAnsi="Avenir Next" w:cs="Avenir Next" w:eastAsia="Avenir Next"/>
           <w:color w:val="1A1A1A"/>
-          <w:sz w:val="21"/>
+          <w:sz w:val="22"/>
           <w:szCs w:val="21"/>
         </w:rPr>
         <w:t xml:space="preserve"> ft.</w:t>
@@ -2718,7 +2737,7 @@
         <w:tabs>
           <w:tab w:val="left" w:pos="1300"/>
         </w:tabs>
-        <w:spacing w:before="0" w:after="24" w:line="272" w:lineRule="auto"/>
+        <w:spacing w:before="0" w:after="20" w:line="256" w:lineRule="auto"/>
         <w:ind w:left="1300" w:hanging="868"/>
       </w:pPr>
       <w:r>
@@ -2726,35 +2745,35 @@
           <w:rFonts w:ascii="Avenir Next" w:hAnsi="Avenir Next" w:cs="Avenir Next" w:eastAsia="Avenir Next"/>
           <w:b/>
           <w:color w:val="003A70"/>
+          <w:sz w:val="22"/>
+          <w:szCs w:val="18"/>
+        </w:rPr>
+        <w:t xml:space="preserve">Step 3</w:t>
+      </w:r>
+      <w:r>
+        <w:rPr>
+          <w:rFonts w:ascii="Avenir Next" w:hAnsi="Avenir Next" w:cs="Avenir Next" w:eastAsia="Avenir Next"/>
+          <w:color w:val="1A1A1A"/>
           <w:sz w:val="18"/>
           <w:szCs w:val="18"/>
         </w:rPr>
-        <w:t xml:space="preserve">Step 3</w:t>
-      </w:r>
-      <w:r>
-        <w:rPr>
-          <w:rFonts w:ascii="Avenir Next" w:hAnsi="Avenir Next" w:cs="Avenir Next" w:eastAsia="Avenir Next"/>
-          <w:color w:val="1A1A1A"/>
-          <w:sz w:val="18"/>
-          <w:szCs w:val="18"/>
-        </w:rPr>
         <w:tab/>
       </w:r>
       <w:r>
         <w:rPr>
           <w:rFonts w:ascii="Avenir Next" w:hAnsi="Avenir Next" w:cs="Avenir Next" w:eastAsia="Avenir Next"/>
           <w:color w:val="1A1A1A"/>
+          <w:sz w:val="22"/>
+          <w:szCs w:val="21"/>
+        </w:rPr>
+        <w:t xml:space="preserve">8 × 5 = </w:t>
+      </w:r>
+      <w:r>
+        <w:rPr>
+          <w:rFonts w:ascii="Avenir Next" w:hAnsi="Avenir Next" w:cs="Avenir Next" w:eastAsia="Avenir Next"/>
+          <w:color w:val="1A1A1A"/>
           <w:sz w:val="21"/>
           <w:szCs w:val="21"/>
-        </w:rPr>
-        <w:t xml:space="preserve">8 × 5 = </w:t>
-      </w:r>
-      <w:r>
-        <w:rPr>
-          <w:rFonts w:ascii="Avenir Next" w:hAnsi="Avenir Next" w:cs="Avenir Next" w:eastAsia="Avenir Next"/>
-          <w:color w:val="1A1A1A"/>
-          <w:sz w:val="21"/>
-          <w:szCs w:val="21"/>
           <w:u w:val="single"/>
         </w:rPr>
         <w:t xml:space="preserve">                </w:t>
@@ -2763,7 +2782,7 @@
         <w:rPr>
           <w:rFonts w:ascii="Avenir Next" w:hAnsi="Avenir Next" w:cs="Avenir Next" w:eastAsia="Avenir Next"/>
           <w:color w:val="1A1A1A"/>
-          <w:sz w:val="21"/>
+          <w:sz w:val="22"/>
           <w:szCs w:val="21"/>
         </w:rPr>
         <w:t xml:space="preserve"> ft</w:t>
@@ -2776,6 +2795,7 @@
     </w:p>
     <w:p>
       <w:pPr>
+        <w:pStyle w:val="Heading2"/>
         <w:keepNext/>
         <w:pBdr>
           <w:bottom w:val="single" w:sz="8" w:space="3" w:color="003A70"/>
@@ -2783,7 +2803,7 @@
         <w:tabs>
           <w:tab w:val="right" w:pos="9504"/>
         </w:tabs>
-        <w:spacing w:before="50" w:after="36" w:line="240" w:lineRule="auto"/>
+        <w:spacing w:before="42" w:after="31" w:line="240" w:lineRule="auto"/>
       </w:pPr>
       <w:r>
         <w:rPr>
@@ -2791,7 +2811,7 @@
           <w:b/>
           <w:color w:val="003A70"/>
           <w:spacing w:val="14"/>
-          <w:sz w:val="19"/>
+          <w:sz w:val="22"/>
           <w:szCs w:val="19"/>
         </w:rPr>
         <w:t xml:space="preserve">YOUR TURN</w:t>
@@ -2810,7 +2830,7 @@
           <w:rFonts w:ascii="Avenir Next" w:hAnsi="Avenir Next" w:cs="Avenir Next" w:eastAsia="Avenir Next"/>
           <w:i/>
           <w:color w:val="5A5F66"/>
-          <w:sz w:val="17"/>
+          <w:sz w:val="22"/>
           <w:szCs w:val="17"/>
         </w:rPr>
         <w:t xml:space="preserve">use the steps on your own</w:t>
@@ -2860,7 +2880,7 @@
               <w:tabs>
                 <w:tab w:val="left" w:pos="432"/>
               </w:tabs>
-              <w:spacing w:before="90" w:after="40" w:line="268" w:lineRule="auto"/>
+              <w:spacing w:before="76" w:after="34" w:line="254" w:lineRule="auto"/>
               <w:ind w:left="432" w:hanging="432"/>
             </w:pPr>
             <w:r>
@@ -2933,7 +2953,7 @@
                     <w:tabs>
                       <w:tab w:val="left" w:pos="340"/>
                     </w:tabs>
-                    <w:spacing w:before="0" w:after="0" w:line="276" w:lineRule="auto"/>
+                    <w:spacing w:before="0" w:after="0" w:line="258" w:lineRule="auto"/>
                     <w:ind w:left="340" w:hanging="340"/>
                   </w:pPr>
                   <w:r>
@@ -2995,7 +3015,7 @@
                     <w:tabs>
                       <w:tab w:val="left" w:pos="340"/>
                     </w:tabs>
-                    <w:spacing w:before="0" w:after="0" w:line="276" w:lineRule="auto"/>
+                    <w:spacing w:before="0" w:after="0" w:line="258" w:lineRule="auto"/>
                     <w:ind w:left="340" w:hanging="340"/>
                   </w:pPr>
                   <w:r>
@@ -3063,7 +3083,7 @@
                     <w:tabs>
                       <w:tab w:val="left" w:pos="340"/>
                     </w:tabs>
-                    <w:spacing w:before="0" w:after="0" w:line="276" w:lineRule="auto"/>
+                    <w:spacing w:before="0" w:after="0" w:line="258" w:lineRule="auto"/>
                     <w:ind w:left="340" w:hanging="340"/>
                   </w:pPr>
                   <w:r>
@@ -3125,7 +3145,7 @@
                     <w:tabs>
                       <w:tab w:val="left" w:pos="340"/>
                     </w:tabs>
-                    <w:spacing w:before="0" w:after="0" w:line="276" w:lineRule="auto"/>
+                    <w:spacing w:before="0" w:after="0" w:line="258" w:lineRule="auto"/>
                     <w:ind w:left="340" w:hanging="340"/>
                   </w:pPr>
                   <w:r>
@@ -3193,7 +3213,7 @@
                     <w:tabs>
                       <w:tab w:val="left" w:pos="340"/>
                     </w:tabs>
-                    <w:spacing w:before="0" w:after="0" w:line="276" w:lineRule="auto"/>
+                    <w:spacing w:before="0" w:after="0" w:line="258" w:lineRule="auto"/>
                     <w:ind w:left="340" w:hanging="340"/>
                   </w:pPr>
                   <w:r>
@@ -3255,7 +3275,7 @@
                     <w:tabs>
                       <w:tab w:val="left" w:pos="340"/>
                     </w:tabs>
-                    <w:spacing w:before="0" w:after="0" w:line="276" w:lineRule="auto"/>
+                    <w:spacing w:before="0" w:after="0" w:line="258" w:lineRule="auto"/>
                     <w:ind w:left="340" w:hanging="340"/>
                   </w:pPr>
                   <w:r>
@@ -3324,6 +3344,7 @@
     </w:p>
     <w:p>
       <w:pPr>
+        <w:pStyle w:val="Heading2"/>
         <w:keepNext/>
         <w:pBdr>
           <w:bottom w:val="single" w:sz="8" w:space="3" w:color="003A70"/>
@@ -3331,7 +3352,7 @@
         <w:tabs>
           <w:tab w:val="right" w:pos="9504"/>
         </w:tabs>
-        <w:spacing w:before="50" w:after="36" w:line="240" w:lineRule="auto"/>
+        <w:spacing w:before="42" w:after="31" w:line="240" w:lineRule="auto"/>
       </w:pPr>
       <w:r>
         <w:rPr>
@@ -3339,7 +3360,7 @@
           <w:b/>
           <w:color w:val="003A70"/>
           <w:spacing w:val="14"/>
-          <w:sz w:val="19"/>
+          <w:sz w:val="22"/>
           <w:szCs w:val="19"/>
         </w:rPr>
         <w:t xml:space="preserve">READY CHECK</w:t>
@@ -3358,7 +3379,7 @@
           <w:rFonts w:ascii="Avenir Next" w:hAnsi="Avenir Next" w:cs="Avenir Next" w:eastAsia="Avenir Next"/>
           <w:i/>
           <w:color w:val="5A5F66"/>
-          <w:sz w:val="17"/>
+          <w:sz w:val="22"/>
           <w:szCs w:val="17"/>
         </w:rPr>
         <w:t xml:space="preserve">a problem like the one in today’s lesson</w:t>
@@ -3408,7 +3429,7 @@
               <w:tabs>
                 <w:tab w:val="left" w:pos="432"/>
               </w:tabs>
-              <w:spacing w:before="90" w:after="40" w:line="268" w:lineRule="auto"/>
+              <w:spacing w:before="76" w:after="34" w:line="254" w:lineRule="auto"/>
               <w:ind w:left="432" w:hanging="432"/>
             </w:pPr>
             <w:r>
@@ -3482,7 +3503,7 @@
                     <w:tabs>
                       <w:tab w:val="left" w:pos="340"/>
                     </w:tabs>
-                    <w:spacing w:before="0" w:after="0" w:line="264" w:lineRule="auto"/>
+                    <w:spacing w:before="0" w:after="0" w:line="252" w:lineRule="auto"/>
                     <w:ind w:left="340" w:hanging="340"/>
                   </w:pPr>
                   <w:r>
@@ -3490,25 +3511,25 @@
                       <w:rFonts w:ascii="Avenir Next" w:hAnsi="Avenir Next" w:cs="Avenir Next" w:eastAsia="Avenir Next"/>
                       <w:b/>
                       <w:color w:val="003A70"/>
+                      <w:sz w:val="22"/>
+                      <w:szCs w:val="21"/>
+                    </w:rPr>
+                    <w:t xml:space="preserve">A</w:t>
+                  </w:r>
+                  <w:r>
+                    <w:rPr>
+                      <w:rFonts w:ascii="Avenir Next" w:hAnsi="Avenir Next" w:cs="Avenir Next" w:eastAsia="Avenir Next"/>
+                      <w:color w:val="1A1A1A"/>
                       <w:sz w:val="21"/>
                       <w:szCs w:val="21"/>
                     </w:rPr>
-                    <w:t xml:space="preserve">A</w:t>
-                  </w:r>
-                  <w:r>
-                    <w:rPr>
-                      <w:rFonts w:ascii="Avenir Next" w:hAnsi="Avenir Next" w:cs="Avenir Next" w:eastAsia="Avenir Next"/>
-                      <w:color w:val="1A1A1A"/>
-                      <w:sz w:val="21"/>
-                      <w:szCs w:val="21"/>
-                    </w:rPr>
                     <w:tab/>
                   </w:r>
                   <w:r>
                     <w:rPr>
                       <w:rFonts w:ascii="Avenir Next" w:hAnsi="Avenir Next" w:cs="Avenir Next" w:eastAsia="Avenir Next"/>
                       <w:color w:val="1A1A1A"/>
-                      <w:sz w:val="21"/>
+                      <w:sz w:val="22"/>
                       <w:szCs w:val="21"/>
                     </w:rPr>
                     <w:t xml:space="preserve">4</w:t>
@@ -3525,7 +3546,7 @@
                     <w:tabs>
                       <w:tab w:val="left" w:pos="340"/>
                     </w:tabs>
-                    <w:spacing w:before="0" w:after="0" w:line="264" w:lineRule="auto"/>
+                    <w:spacing w:before="0" w:after="0" w:line="252" w:lineRule="auto"/>
                     <w:ind w:left="340" w:hanging="340"/>
                   </w:pPr>
                   <w:r>
@@ -3533,25 +3554,25 @@
                       <w:rFonts w:ascii="Avenir Next" w:hAnsi="Avenir Next" w:cs="Avenir Next" w:eastAsia="Avenir Next"/>
                       <w:b/>
                       <w:color w:val="003A70"/>
+                      <w:sz w:val="22"/>
+                      <w:szCs w:val="21"/>
+                    </w:rPr>
+                    <w:t xml:space="preserve">B</w:t>
+                  </w:r>
+                  <w:r>
+                    <w:rPr>
+                      <w:rFonts w:ascii="Avenir Next" w:hAnsi="Avenir Next" w:cs="Avenir Next" w:eastAsia="Avenir Next"/>
+                      <w:color w:val="1A1A1A"/>
                       <w:sz w:val="21"/>
                       <w:szCs w:val="21"/>
                     </w:rPr>
-                    <w:t xml:space="preserve">B</w:t>
-                  </w:r>
-                  <w:r>
-                    <w:rPr>
-                      <w:rFonts w:ascii="Avenir Next" w:hAnsi="Avenir Next" w:cs="Avenir Next" w:eastAsia="Avenir Next"/>
-                      <w:color w:val="1A1A1A"/>
-                      <w:sz w:val="21"/>
-                      <w:szCs w:val="21"/>
-                    </w:rPr>
                     <w:tab/>
                   </w:r>
                   <w:r>
                     <w:rPr>
                       <w:rFonts w:ascii="Avenir Next" w:hAnsi="Avenir Next" w:cs="Avenir Next" w:eastAsia="Avenir Next"/>
                       <w:color w:val="1A1A1A"/>
-                      <w:sz w:val="21"/>
+                      <w:sz w:val="22"/>
                       <w:szCs w:val="21"/>
                     </w:rPr>
                     <w:t xml:space="preserve">5</w:t>
@@ -3568,7 +3589,7 @@
                     <w:tabs>
                       <w:tab w:val="left" w:pos="340"/>
                     </w:tabs>
-                    <w:spacing w:before="0" w:after="0" w:line="264" w:lineRule="auto"/>
+                    <w:spacing w:before="0" w:after="0" w:line="252" w:lineRule="auto"/>
                     <w:ind w:left="340" w:hanging="340"/>
                   </w:pPr>
                   <w:r>
@@ -3576,25 +3597,25 @@
                       <w:rFonts w:ascii="Avenir Next" w:hAnsi="Avenir Next" w:cs="Avenir Next" w:eastAsia="Avenir Next"/>
                       <w:b/>
                       <w:color w:val="003A70"/>
+                      <w:sz w:val="22"/>
+                      <w:szCs w:val="21"/>
+                    </w:rPr>
+                    <w:t xml:space="preserve">C</w:t>
+                  </w:r>
+                  <w:r>
+                    <w:rPr>
+                      <w:rFonts w:ascii="Avenir Next" w:hAnsi="Avenir Next" w:cs="Avenir Next" w:eastAsia="Avenir Next"/>
+                      <w:color w:val="1A1A1A"/>
                       <w:sz w:val="21"/>
                       <w:szCs w:val="21"/>
                     </w:rPr>
-                    <w:t xml:space="preserve">C</w:t>
-                  </w:r>
-                  <w:r>
-                    <w:rPr>
-                      <w:rFonts w:ascii="Avenir Next" w:hAnsi="Avenir Next" w:cs="Avenir Next" w:eastAsia="Avenir Next"/>
-                      <w:color w:val="1A1A1A"/>
-                      <w:sz w:val="21"/>
-                      <w:szCs w:val="21"/>
-                    </w:rPr>
                     <w:tab/>
                   </w:r>
                   <w:r>
                     <w:rPr>
                       <w:rFonts w:ascii="Avenir Next" w:hAnsi="Avenir Next" w:cs="Avenir Next" w:eastAsia="Avenir Next"/>
                       <w:color w:val="1A1A1A"/>
-                      <w:sz w:val="21"/>
+                      <w:sz w:val="22"/>
                       <w:szCs w:val="21"/>
                     </w:rPr>
                     <w:t xml:space="preserve">6</w:t>
@@ -3611,7 +3632,7 @@
                     <w:tabs>
                       <w:tab w:val="left" w:pos="340"/>
                     </w:tabs>
-                    <w:spacing w:before="0" w:after="0" w:line="264" w:lineRule="auto"/>
+                    <w:spacing w:before="0" w:after="0" w:line="252" w:lineRule="auto"/>
                     <w:ind w:left="340" w:hanging="340"/>
                   </w:pPr>
                   <w:r>
@@ -3619,25 +3640,25 @@
                       <w:rFonts w:ascii="Avenir Next" w:hAnsi="Avenir Next" w:cs="Avenir Next" w:eastAsia="Avenir Next"/>
                       <w:b/>
                       <w:color w:val="003A70"/>
+                      <w:sz w:val="22"/>
+                      <w:szCs w:val="21"/>
+                    </w:rPr>
+                    <w:t xml:space="preserve">D</w:t>
+                  </w:r>
+                  <w:r>
+                    <w:rPr>
+                      <w:rFonts w:ascii="Avenir Next" w:hAnsi="Avenir Next" w:cs="Avenir Next" w:eastAsia="Avenir Next"/>
+                      <w:color w:val="1A1A1A"/>
                       <w:sz w:val="21"/>
                       <w:szCs w:val="21"/>
                     </w:rPr>
-                    <w:t xml:space="preserve">D</w:t>
-                  </w:r>
-                  <w:r>
-                    <w:rPr>
-                      <w:rFonts w:ascii="Avenir Next" w:hAnsi="Avenir Next" w:cs="Avenir Next" w:eastAsia="Avenir Next"/>
-                      <w:color w:val="1A1A1A"/>
-                      <w:sz w:val="21"/>
-                      <w:szCs w:val="21"/>
-                    </w:rPr>
                     <w:tab/>
                   </w:r>
                   <w:r>
                     <w:rPr>
                       <w:rFonts w:ascii="Avenir Next" w:hAnsi="Avenir Next" w:cs="Avenir Next" w:eastAsia="Avenir Next"/>
                       <w:color w:val="1A1A1A"/>
-                      <w:sz w:val="21"/>
+                      <w:sz w:val="22"/>
                       <w:szCs w:val="21"/>
                     </w:rPr>
                     <w:t xml:space="preserve">10</w:t>
@@ -3686,19 +3707,42 @@
         <w:tblLook w:val="0000" w:firstRow="0" w:lastRow="0" w:firstColumn="0" w:lastColumn="0" w:noHBand="1" w:noVBand="1"/>
       </w:tblPr>
       <w:tblGrid>
-        <w:gridCol w:w="2000"/>
-        <w:gridCol w:w="2300"/>
-        <w:gridCol w:w="2100"/>
-        <w:gridCol w:w="3104"/>
+        <w:gridCol w:w="1750"/>
+        <w:gridCol w:w="2500"/>
+        <w:gridCol w:w="2200"/>
+        <w:gridCol w:w="3054"/>
       </w:tblGrid>
       <w:tr>
         <w:trPr>
           <w:cantSplit/>
-          <w:trHeight w:val="320" w:hRule="atLeast"/>
+          <w:trHeight w:val="300" w:hRule="atLeast"/>
         </w:trPr>
         <w:tc>
           <w:tcPr>
-            <w:tcW w:w="2000" w:type="dxa"/>
+            <w:tcW w:w="1750" w:type="dxa"/>
+            <w:vAlign w:val="center"/>
+          </w:tcPr>
+          <w:p>
+            <w:pPr>
+              <w:pStyle w:val="Heading2"/>
+              <w:spacing w:before="0" w:after="0" w:line="240" w:lineRule="auto"/>
+            </w:pPr>
+            <w:r>
+              <w:rPr>
+                <w:rFonts w:ascii="Avenir Next" w:hAnsi="Avenir Next" w:cs="Avenir Next" w:eastAsia="Avenir Next"/>
+                <w:b/>
+                <w:color w:val="003A70"/>
+                <w:spacing w:val="12"/>
+                <w:sz w:val="15"/>
+                <w:szCs w:val="15"/>
+              </w:rPr>
+              <w:t xml:space="preserve">CHECK YOURSELF</w:t>
+            </w:r>
+          </w:p>
+        </w:tc>
+        <w:tc>
+          <w:tcPr>
+            <w:tcW w:w="2500" w:type="dxa"/>
             <w:vAlign w:val="center"/>
           </w:tcPr>
           <w:p>
@@ -3707,20 +3751,27 @@
             </w:pPr>
             <w:r>
               <w:rPr>
-                <w:rFonts w:ascii="Avenir Next" w:hAnsi="Avenir Next" w:cs="Avenir Next" w:eastAsia="Avenir Next"/>
-                <w:b/>
-                <w:color w:val="003A70"/>
-                <w:spacing w:val="12"/>
-                <w:sz w:val="15"/>
-                <w:szCs w:val="15"/>
-              </w:rPr>
-              <w:t xml:space="preserve">CHECK YOURSELF</w:t>
+                <w:rFonts w:ascii="Arial" w:hAnsi="Arial" w:cs="Arial" w:eastAsia="Arial"/>
+                <w:color w:val="1A1A1A"/>
+                <w:sz w:val="20"/>
+                <w:szCs w:val="20"/>
+              </w:rPr>
+              <w:t xml:space="preserve">□</w:t>
+            </w:r>
+            <w:r>
+              <w:rPr>
+                <w:rFonts w:ascii="Avenir Next" w:hAnsi="Avenir Next" w:cs="Avenir Next" w:eastAsia="Avenir Next"/>
+                <w:color w:val="1A1A1A"/>
+                <w:sz w:val="17"/>
+                <w:szCs w:val="17"/>
+              </w:rPr>
+              <w:t xml:space="preserve">  I can do this on my own</w:t>
             </w:r>
           </w:p>
         </w:tc>
         <w:tc>
           <w:tcPr>
-            <w:tcW w:w="2300" w:type="dxa"/>
+            <w:tcW w:w="2200" w:type="dxa"/>
             <w:vAlign w:val="center"/>
           </w:tcPr>
           <w:p>
@@ -3731,8 +3782,8 @@
               <w:rPr>
                 <w:rFonts w:ascii="Arial" w:hAnsi="Arial" w:cs="Arial" w:eastAsia="Arial"/>
                 <w:color w:val="1A1A1A"/>
-                <w:sz w:val="24"/>
-                <w:szCs w:val="24"/>
+                <w:sz w:val="20"/>
+                <w:szCs w:val="20"/>
               </w:rPr>
               <w:t xml:space="preserve">□</w:t>
             </w:r>
@@ -3743,13 +3794,13 @@
                 <w:sz w:val="17"/>
                 <w:szCs w:val="17"/>
               </w:rPr>
-              <w:t xml:space="preserve">  I can do this on my own</w:t>
+              <w:t xml:space="preserve">  I need a little help</w:t>
             </w:r>
           </w:p>
         </w:tc>
         <w:tc>
           <w:tcPr>
-            <w:tcW w:w="2100" w:type="dxa"/>
+            <w:tcW w:w="3054" w:type="dxa"/>
             <w:vAlign w:val="center"/>
           </w:tcPr>
           <w:p>
@@ -3760,37 +3811,8 @@
               <w:rPr>
                 <w:rFonts w:ascii="Arial" w:hAnsi="Arial" w:cs="Arial" w:eastAsia="Arial"/>
                 <w:color w:val="1A1A1A"/>
-                <w:sz w:val="24"/>
-                <w:szCs w:val="24"/>
-              </w:rPr>
-              <w:t xml:space="preserve">□</w:t>
-            </w:r>
-            <w:r>
-              <w:rPr>
-                <w:rFonts w:ascii="Avenir Next" w:hAnsi="Avenir Next" w:cs="Avenir Next" w:eastAsia="Avenir Next"/>
-                <w:color w:val="1A1A1A"/>
-                <w:sz w:val="17"/>
-                <w:szCs w:val="17"/>
-              </w:rPr>
-              <w:t xml:space="preserve">  I need a little help</w:t>
-            </w:r>
-          </w:p>
-        </w:tc>
-        <w:tc>
-          <w:tcPr>
-            <w:tcW w:w="3104" w:type="dxa"/>
-            <w:vAlign w:val="center"/>
-          </w:tcPr>
-          <w:p>
-            <w:pPr>
-              <w:spacing w:before="0" w:after="0" w:line="240" w:lineRule="auto"/>
-            </w:pPr>
-            <w:r>
-              <w:rPr>
-                <w:rFonts w:ascii="Arial" w:hAnsi="Arial" w:cs="Arial" w:eastAsia="Arial"/>
-                <w:color w:val="1A1A1A"/>
-                <w:sz w:val="24"/>
-                <w:szCs w:val="24"/>
+                <w:sz w:val="20"/>
+                <w:szCs w:val="20"/>
               </w:rPr>
               <w:t xml:space="preserve">□</w:t>
             </w:r>
@@ -3825,7 +3847,7 @@
     <w:sectPr>
       <w:footerReference w:type="default" r:id="rIdFooter1"/>
       <w:pgSz w:w="12240" w:h="15840"/>
-      <w:pgMar w:top="893" w:right="1224" w:bottom="835" w:left="1512" w:header="432" w:footer="432" w:gutter="0"/>
+      <w:pgMar w:top="780" w:right="1224" w:bottom="760" w:left="1512" w:header="432" w:footer="432" w:gutter="0"/>
       <w:cols w:space="720"/>
     </w:sectPr>
   </w:body>
@@ -3905,7 +3927,106 @@
               <w:sz w:val="15"/>
               <w:szCs w:val="15"/>
             </w:rPr>
-            <w:t xml:space="preserve">Lesson 5-4  ·  Session 1  ·  Prerequisite Practice A</w:t>
+            <w:t xml:space="preserve">5-4 · Page </w:t>
+          </w:r>
+          <w:r>
+            <w:rPr>
+              <w:rFonts w:ascii="Avenir Next" w:hAnsi="Avenir Next" w:cs="Avenir Next" w:eastAsia="Avenir Next"/>
+              <w:color w:val="5A5F66"/>
+              <w:sz w:val="15"/>
+              <w:szCs w:val="15"/>
+            </w:rPr>
+            <w:fldChar w:fldCharType="begin"/>
+          </w:r>
+          <w:r>
+            <w:rPr>
+              <w:rFonts w:ascii="Avenir Next" w:hAnsi="Avenir Next" w:cs="Avenir Next" w:eastAsia="Avenir Next"/>
+              <w:color w:val="5A5F66"/>
+              <w:sz w:val="15"/>
+              <w:szCs w:val="15"/>
+            </w:rPr>
+            <w:instrText xml:space="preserve"> PAGE </w:instrText>
+          </w:r>
+          <w:r>
+            <w:rPr>
+              <w:rFonts w:ascii="Avenir Next" w:hAnsi="Avenir Next" w:cs="Avenir Next" w:eastAsia="Avenir Next"/>
+              <w:color w:val="5A5F66"/>
+              <w:sz w:val="15"/>
+              <w:szCs w:val="15"/>
+            </w:rPr>
+            <w:fldChar w:fldCharType="separate"/>
+          </w:r>
+          <w:r>
+            <w:rPr>
+              <w:rFonts w:ascii="Avenir Next" w:hAnsi="Avenir Next" w:cs="Avenir Next" w:eastAsia="Avenir Next"/>
+              <w:color w:val="5A5F66"/>
+              <w:sz w:val="15"/>
+              <w:szCs w:val="15"/>
+            </w:rPr>
+            <w:t xml:space="preserve">1</w:t>
+          </w:r>
+          <w:r>
+            <w:rPr>
+              <w:rFonts w:ascii="Avenir Next" w:hAnsi="Avenir Next" w:cs="Avenir Next" w:eastAsia="Avenir Next"/>
+              <w:color w:val="5A5F66"/>
+              <w:sz w:val="15"/>
+              <w:szCs w:val="15"/>
+            </w:rPr>
+            <w:fldChar w:fldCharType="end"/>
+          </w:r>
+          <w:r>
+            <w:rPr>
+              <w:rFonts w:ascii="Avenir Next" w:hAnsi="Avenir Next" w:cs="Avenir Next" w:eastAsia="Avenir Next"/>
+              <w:color w:val="5A5F66"/>
+              <w:sz w:val="15"/>
+              <w:szCs w:val="15"/>
+            </w:rPr>
+            <w:t xml:space="preserve"> of </w:t>
+          </w:r>
+          <w:r>
+            <w:rPr>
+              <w:rFonts w:ascii="Avenir Next" w:hAnsi="Avenir Next" w:cs="Avenir Next" w:eastAsia="Avenir Next"/>
+              <w:color w:val="5A5F66"/>
+              <w:sz w:val="15"/>
+              <w:szCs w:val="15"/>
+            </w:rPr>
+            <w:fldChar w:fldCharType="begin"/>
+          </w:r>
+          <w:r>
+            <w:rPr>
+              <w:rFonts w:ascii="Avenir Next" w:hAnsi="Avenir Next" w:cs="Avenir Next" w:eastAsia="Avenir Next"/>
+              <w:color w:val="5A5F66"/>
+              <w:sz w:val="15"/>
+              <w:szCs w:val="15"/>
+            </w:rPr>
+            <w:instrText xml:space="preserve"> NUMPAGES </w:instrText>
+          </w:r>
+          <w:r>
+            <w:rPr>
+              <w:rFonts w:ascii="Avenir Next" w:hAnsi="Avenir Next" w:cs="Avenir Next" w:eastAsia="Avenir Next"/>
+              <w:color w:val="5A5F66"/>
+              <w:sz w:val="15"/>
+              <w:szCs w:val="15"/>
+            </w:rPr>
+            <w:fldChar w:fldCharType="separate"/>
+          </w:r>
+          <w:r>
+            <w:rPr>
+              <w:rFonts w:ascii="Avenir Next" w:hAnsi="Avenir Next" w:cs="Avenir Next" w:eastAsia="Avenir Next"/>
+              <w:color w:val="5A5F66"/>
+              <w:sz w:val="15"/>
+              <w:szCs w:val="15"/>
+            </w:rPr>
+            <w:t xml:space="preserve">1</w:t>
+          </w:r>
+          <w:r>
+            <w:rPr>
+              <w:rFonts w:ascii="Avenir Next" w:hAnsi="Avenir Next" w:cs="Avenir Next" w:eastAsia="Avenir Next"/>
+              <w:color w:val="5A5F66"/>
+              <w:sz w:val="15"/>
+              <w:szCs w:val="15"/>
+            </w:rPr>
+            <w:fldChar w:fldCharType="end"/>
           </w:r>
         </w:p>
       </w:tc>
@@ -3948,5 +4069,23 @@
       </w:tblCellMar>
     </w:tblPr>
   </w:style>
+  <w:style w:type="paragraph" w:styleId="Heading1">
+    <w:name w:val="heading 1"/>
+    <w:basedOn w:val="Normal"/>
+    <w:pPr>
+      <w:outlineLvl w:val="0"/>
+      <w:keepNext w:val="0"/>
+      <w:keepLines w:val="0"/>
+    </w:pPr>
+  </w:style>
+  <w:style w:type="paragraph" w:styleId="Heading2">
+    <w:name w:val="heading 2"/>
+    <w:basedOn w:val="Normal"/>
+    <w:pPr>
+      <w:outlineLvl w:val="1"/>
+      <w:keepNext w:val="0"/>
+      <w:keepLines w:val="0"/>
+    </w:pPr>
+  </w:style>
 </w:styles>
 </file>